--- a/lessons/1-2/downloads/1-2-notes-l3.docx
+++ b/lessons/1-2/downloads/1-2-notes-l3.docx
@@ -2311,7 +2311,7 @@
           <w:sz w:val="20"/>
           <w:szCs w:val="20"/>
         </w:rPr>
-        <w:t xml:space="preserve">A)  100 + 5.76</w:t>
+        <w:t xml:space="preserve">A)  10 + 5.76</w:t>
       </w:r>
     </w:p>
     <w:p>
@@ -2324,7 +2324,7 @@
           <w:sz w:val="20"/>
           <w:szCs w:val="20"/>
         </w:rPr>
-        <w:t xml:space="preserve">B)  100 + 5.076</w:t>
+        <w:t xml:space="preserve">B)  100 + 5.76</w:t>
       </w:r>
     </w:p>
     <w:p>
@@ -2337,7 +2337,7 @@
           <w:sz w:val="20"/>
           <w:szCs w:val="20"/>
         </w:rPr>
-        <w:t xml:space="preserve">C)  105 + 7.6</w:t>
+        <w:t xml:space="preserve">C)  100 + 5.076</w:t>
       </w:r>
     </w:p>
     <w:p>
@@ -2350,7 +2350,7 @@
           <w:sz w:val="20"/>
           <w:szCs w:val="20"/>
         </w:rPr>
-        <w:t xml:space="preserve">D)  10 + 5.76</w:t>
+        <w:t xml:space="preserve">D)  105 + 7.6</w:t>
       </w:r>
     </w:p>
     <w:p>
@@ -2418,7 +2418,7 @@
           <w:sz w:val="21"/>
           <w:szCs w:val="21"/>
         </w:rPr>
-        <w:t xml:space="preserve">A. 100 + 5.76</w:t>
+        <w:t xml:space="preserve">B. 100 + 5.76</w:t>
       </w:r>
     </w:p>
     <w:p>
@@ -2674,7 +2674,7 @@
           <w:sz w:val="20"/>
           <w:szCs w:val="20"/>
         </w:rPr>
-        <w:t xml:space="preserve">A)  London, Rio de Janeiro, Tokyo</w:t>
+        <w:t xml:space="preserve">A)  Rio de Janeiro, London, Tokyo</w:t>
       </w:r>
     </w:p>
     <w:p>
@@ -2687,7 +2687,7 @@
           <w:sz w:val="20"/>
           <w:szCs w:val="20"/>
         </w:rPr>
-        <w:t xml:space="preserve">B)  Rio de Janeiro, London, Tokyo</w:t>
+        <w:t xml:space="preserve">B)  Tokyo, Rio de Janeiro, London</w:t>
       </w:r>
     </w:p>
     <w:p>
@@ -2700,7 +2700,7 @@
           <w:sz w:val="20"/>
           <w:szCs w:val="20"/>
         </w:rPr>
-        <w:t xml:space="preserve">C)  Tokyo, Rio de Janeiro, London</w:t>
+        <w:t xml:space="preserve">C)  London, Tokyo, Rio de Janeiro</w:t>
       </w:r>
     </w:p>
     <w:p>
@@ -2713,7 +2713,7 @@
           <w:sz w:val="20"/>
           <w:szCs w:val="20"/>
         </w:rPr>
-        <w:t xml:space="preserve">D)  London, Tokyo, Rio de Janeiro</w:t>
+        <w:t xml:space="preserve">D)  London, Rio de Janeiro, Tokyo</w:t>
       </w:r>
     </w:p>
     <w:p>

--- a/lessons/1-2/downloads/1-2-notes-l3.docx
+++ b/lessons/1-2/downloads/1-2-notes-l3.docx
@@ -264,49 +264,269 @@
           <w:sz w:val="19"/>
           <w:szCs w:val="19"/>
         </w:rPr>
-        <w:t xml:space="preserve">Look at the picture, read the word, then read what it means.</w:t>
+        <w:t xml:space="preserve">Review each concept term, definition, non-example, and visual clue.</w:t>
       </w:r>
     </w:p>
     <w:tbl>
       <w:tblPr>
-        <w:tblW w:type="pct" w:w="100%"/>
+        <w:tblW w:type="dxa" w:w="9360"/>
         <w:tblBorders>
-          <w:top w:val="none" w:color="FFFFFF" w:sz="0"/>
-          <w:left w:val="none" w:color="FFFFFF" w:sz="0"/>
-          <w:bottom w:val="single" w:color="C7D2DD" w:sz="4"/>
-          <w:right w:val="none" w:color="FFFFFF" w:sz="0"/>
-          <w:insideH w:val="none" w:color="FFFFFF" w:sz="0"/>
-          <w:insideV w:val="none" w:color="FFFFFF" w:sz="0"/>
+          <w:top w:val="single" w:color="C7D2DD" w:sz="6"/>
+          <w:left w:val="single" w:color="C7D2DD" w:sz="6"/>
+          <w:bottom w:val="single" w:color="C7D2DD" w:sz="6"/>
+          <w:right w:val="single" w:color="C7D2DD" w:sz="6"/>
+          <w:insideH w:val="single" w:color="C7D2DD" w:sz="6"/>
+          <w:insideV w:val="single" w:color="C7D2DD" w:sz="6"/>
         </w:tblBorders>
       </w:tblPr>
       <w:tblGrid>
         <w:gridCol w:w="1800"/>
-        <w:gridCol w:w="7560"/>
+        <w:gridCol w:w="3160"/>
+        <w:gridCol w:w="2200"/>
+        <w:gridCol w:w="2200"/>
       </w:tblGrid>
       <w:tr>
         <w:trPr>
           <w:cantSplit/>
+          <w:tblHeader/>
         </w:trPr>
         <w:tc>
           <w:tcPr>
             <w:tcW w:type="dxa" w:w="1800"/>
-            <w:tcMar>
-              <w:top w:type="dxa" w:w="100"/>
-              <w:left w:type="dxa" w:w="40"/>
-              <w:bottom w:type="dxa" w:w="100"/>
-              <w:right w:type="dxa" w:w="120"/>
-            </w:tcMar>
-            <w:vAlign w:val="center"/>
+            <w:shd w:fill="EEF4F8" w:color="auto" w:val="clear"/>
+            <w:tcMar>
+              <w:top w:type="dxa" w:w="80"/>
+              <w:left w:type="dxa" w:w="100"/>
+              <w:bottom w:type="dxa" w:w="80"/>
+              <w:right w:type="dxa" w:w="100"/>
+            </w:tcMar>
           </w:tcPr>
           <w:p>
             <w:pPr>
               <w:spacing w:after="0"/>
+            </w:pPr>
+            <w:r>
+              <w:rPr>
+                <w:b/>
+                <w:bCs/>
+                <w:color w:val="12355B"/>
+                <w:sz w:val="19"/>
+                <w:szCs w:val="19"/>
+              </w:rPr>
+              <w:t xml:space="preserve">Concept Term</w:t>
+            </w:r>
+          </w:p>
+        </w:tc>
+        <w:tc>
+          <w:tcPr>
+            <w:tcW w:type="dxa" w:w="3160"/>
+            <w:shd w:fill="EEF4F8" w:color="auto" w:val="clear"/>
+            <w:tcMar>
+              <w:top w:type="dxa" w:w="80"/>
+              <w:left w:type="dxa" w:w="100"/>
+              <w:bottom w:type="dxa" w:w="80"/>
+              <w:right w:type="dxa" w:w="100"/>
+            </w:tcMar>
+          </w:tcPr>
+          <w:p>
+            <w:pPr>
+              <w:spacing w:after="0"/>
+            </w:pPr>
+            <w:r>
+              <w:rPr>
+                <w:b/>
+                <w:bCs/>
+                <w:color w:val="12355B"/>
+                <w:sz w:val="19"/>
+                <w:szCs w:val="19"/>
+              </w:rPr>
+              <w:t xml:space="preserve">Student-Friendly Definition</w:t>
+            </w:r>
+          </w:p>
+        </w:tc>
+        <w:tc>
+          <w:tcPr>
+            <w:tcW w:type="dxa" w:w="2200"/>
+            <w:shd w:fill="EEF4F8" w:color="auto" w:val="clear"/>
+            <w:tcMar>
+              <w:top w:type="dxa" w:w="80"/>
+              <w:left w:type="dxa" w:w="100"/>
+              <w:bottom w:type="dxa" w:w="80"/>
+              <w:right w:type="dxa" w:w="100"/>
+            </w:tcMar>
+          </w:tcPr>
+          <w:p>
+            <w:pPr>
+              <w:spacing w:after="0"/>
+            </w:pPr>
+            <w:r>
+              <w:rPr>
+                <w:b/>
+                <w:bCs/>
+                <w:color w:val="12355B"/>
+                <w:sz w:val="19"/>
+                <w:szCs w:val="19"/>
+              </w:rPr>
+              <w:t xml:space="preserve">Non-Example</w:t>
+            </w:r>
+          </w:p>
+        </w:tc>
+        <w:tc>
+          <w:tcPr>
+            <w:tcW w:type="dxa" w:w="2200"/>
+            <w:shd w:fill="EEF4F8" w:color="auto" w:val="clear"/>
+            <w:tcMar>
+              <w:top w:type="dxa" w:w="80"/>
+              <w:left w:type="dxa" w:w="100"/>
+              <w:bottom w:type="dxa" w:w="80"/>
+              <w:right w:type="dxa" w:w="100"/>
+            </w:tcMar>
+          </w:tcPr>
+          <w:p>
+            <w:pPr>
+              <w:spacing w:after="0"/>
+            </w:pPr>
+            <w:r>
+              <w:rPr>
+                <w:b/>
+                <w:bCs/>
+                <w:color w:val="12355B"/>
+                <w:sz w:val="19"/>
+                <w:szCs w:val="19"/>
+              </w:rPr>
+              <w:t xml:space="preserve">Visual Clue</w:t>
+            </w:r>
+          </w:p>
+        </w:tc>
+      </w:tr>
+      <w:tr>
+        <w:trPr>
+          <w:cantSplit/>
+        </w:trPr>
+        <w:tc>
+          <w:tcPr>
+            <w:tcW w:type="dxa" w:w="1800"/>
+            <w:tcMar>
+              <w:top w:type="dxa" w:w="80"/>
+              <w:left w:type="dxa" w:w="100"/>
+              <w:bottom w:type="dxa" w:w="80"/>
+              <w:right w:type="dxa" w:w="100"/>
+            </w:tcMar>
+            <w:vAlign w:val="top"/>
+          </w:tcPr>
+          <w:p>
+            <w:pPr>
+              <w:spacing w:after="30"/>
+            </w:pPr>
+            <w:r>
+              <w:rPr>
+                <w:b/>
+                <w:bCs/>
+                <w:color w:val="12355B"/>
+                <w:sz w:val="21"/>
+                <w:szCs w:val="21"/>
+              </w:rPr>
+              <w:t xml:space="preserve">quantity</w:t>
+            </w:r>
+          </w:p>
+          <w:p>
+            <w:pPr>
+              <w:spacing w:after="0"/>
+            </w:pPr>
+            <w:r>
+              <w:rPr>
+                <w:i/>
+                <w:iCs/>
+                <w:color w:val="5F6F80"/>
+                <w:sz w:val="18"/>
+                <w:szCs w:val="18"/>
+              </w:rPr>
+              <w:t xml:space="preserve">cantidad</w:t>
+            </w:r>
+          </w:p>
+        </w:tc>
+        <w:tc>
+          <w:tcPr>
+            <w:tcW w:type="dxa" w:w="3160"/>
+            <w:tcMar>
+              <w:top w:type="dxa" w:w="80"/>
+              <w:left w:type="dxa" w:w="100"/>
+              <w:bottom w:type="dxa" w:w="80"/>
+              <w:right w:type="dxa" w:w="100"/>
+            </w:tcMar>
+            <w:vAlign w:val="top"/>
+          </w:tcPr>
+          <w:p>
+            <w:pPr>
+              <w:spacing w:after="0"/>
+            </w:pPr>
+            <w:r>
+              <w:rPr>
+                <w:sz w:val="20"/>
+                <w:szCs w:val="20"/>
+              </w:rPr>
+              <w:t xml:space="preserve">An amount in a problem — a number with a meaning attached, like 540 meters.</w:t>
+            </w:r>
+          </w:p>
+        </w:tc>
+        <w:tc>
+          <w:tcPr>
+            <w:tcW w:type="dxa" w:w="2200"/>
+            <w:tcMar>
+              <w:top w:type="dxa" w:w="80"/>
+              <w:left w:type="dxa" w:w="100"/>
+              <w:bottom w:type="dxa" w:w="80"/>
+              <w:right w:type="dxa" w:w="100"/>
+            </w:tcMar>
+            <w:vAlign w:val="top"/>
+          </w:tcPr>
+          <w:p>
+            <w:pPr>
+              <w:spacing w:after="40"/>
+            </w:pPr>
+            <w:r>
+              <w:rPr>
+                <w:i/>
+                <w:iCs/>
+                <w:color w:val="5F6F80"/>
+                <w:sz w:val="19"/>
+                <w:szCs w:val="19"/>
+              </w:rPr>
+              <w:t xml:space="preserve">Not quantity: write a counter-example that breaks the definition.</w:t>
+            </w:r>
+          </w:p>
+          <w:p>
+            <w:pPr>
+              <w:pBdr>
+                <w:bottom w:val="single" w:color="AFBECC" w:sz="6"/>
+              </w:pBdr>
+              <w:spacing w:after="30" w:before="150"/>
+            </w:pPr>
+            <w:r>
+              <w:t xml:space="preserve"/>
+            </w:r>
+          </w:p>
+        </w:tc>
+        <w:tc>
+          <w:tcPr>
+            <w:tcW w:type="dxa" w:w="2200"/>
+            <w:tcMar>
+              <w:top w:type="dxa" w:w="80"/>
+              <w:left w:type="dxa" w:w="100"/>
+              <w:bottom w:type="dxa" w:w="80"/>
+              <w:right w:type="dxa" w:w="100"/>
+            </w:tcMar>
+            <w:vAlign w:val="top"/>
+          </w:tcPr>
+          <w:p>
+            <w:pPr>
+              <w:spacing w:after="40"/>
               <w:jc w:val="center"/>
             </w:pPr>
             <w:r>
               <w:drawing>
                 <wp:inline distT="0" distB="0" distL="0" distR="0">
-                  <wp:extent cx="1047750" cy="790575"/>
+                  <wp:extent cx="876300" cy="657225"/>
                   <wp:effectExtent t="0" r="0" b="0" l="0"/>
                   <wp:docPr id="1" name="" descr="" title=""/>
                   <wp:cNvGraphicFramePr>
@@ -331,7 +551,7 @@
                         <pic:spPr bwMode="auto">
                           <a:xfrm>
                             <a:off x="0" y="0"/>
-                            <a:ext cx="1047750" cy="790575"/>
+                            <a:ext cx="876300" cy="657225"/>
                           </a:xfrm>
                           <a:prstGeom prst="rect">
                             <a:avLst/>
@@ -344,32 +564,108 @@
               </w:drawing>
             </w:r>
           </w:p>
-        </w:tc>
-        <w:tc>
-          <w:tcPr>
-            <w:tcW w:type="dxa" w:w="7560"/>
-            <w:tcMar>
-              <w:top w:type="dxa" w:w="100"/>
-              <w:left w:type="dxa" w:w="40"/>
-              <w:bottom w:type="dxa" w:w="100"/>
-              <w:right w:type="dxa" w:w="40"/>
-            </w:tcMar>
-            <w:vAlign w:val="center"/>
-          </w:tcPr>
-          <w:p>
-            <w:pPr>
-              <w:spacing w:after="50"/>
+          <w:p>
+            <w:pPr>
+              <w:spacing w:after="0"/>
+            </w:pPr>
+            <w:r>
+              <w:rPr>
+                <w:i/>
+                <w:iCs/>
+                <w:color w:val="5F6F80"/>
+                <w:sz w:val="18"/>
+                <w:szCs w:val="18"/>
+              </w:rPr>
+              <w:t xml:space="preserve">540 meters — the number 540 AND what it measures.</w:t>
+            </w:r>
+          </w:p>
+        </w:tc>
+      </w:tr>
+      <w:tr>
+        <w:trPr>
+          <w:cantSplit/>
+        </w:trPr>
+        <w:tc>
+          <w:tcPr>
+            <w:tcW w:type="dxa" w:w="1800"/>
+            <w:tcMar>
+              <w:top w:type="dxa" w:w="80"/>
+              <w:left w:type="dxa" w:w="100"/>
+              <w:bottom w:type="dxa" w:w="80"/>
+              <w:right w:type="dxa" w:w="100"/>
+            </w:tcMar>
+            <w:vAlign w:val="top"/>
+          </w:tcPr>
+          <w:p>
+            <w:pPr>
+              <w:spacing w:after="30"/>
             </w:pPr>
             <w:r>
               <w:rPr>
                 <w:b/>
                 <w:bCs/>
                 <w:color w:val="12355B"/>
-                <w:sz w:val="24"/>
-                <w:szCs w:val="24"/>
-              </w:rPr>
-              <w:t xml:space="preserve">quantity</w:t>
-            </w:r>
+                <w:sz w:val="21"/>
+                <w:szCs w:val="21"/>
+              </w:rPr>
+              <w:t xml:space="preserve">relationship</w:t>
+            </w:r>
+          </w:p>
+          <w:p>
+            <w:pPr>
+              <w:spacing w:after="0"/>
+            </w:pPr>
+            <w:r>
+              <w:rPr>
+                <w:i/>
+                <w:iCs/>
+                <w:color w:val="5F6F80"/>
+                <w:sz w:val="18"/>
+                <w:szCs w:val="18"/>
+              </w:rPr>
+              <w:t xml:space="preserve">relación</w:t>
+            </w:r>
+          </w:p>
+        </w:tc>
+        <w:tc>
+          <w:tcPr>
+            <w:tcW w:type="dxa" w:w="3160"/>
+            <w:tcMar>
+              <w:top w:type="dxa" w:w="80"/>
+              <w:left w:type="dxa" w:w="100"/>
+              <w:bottom w:type="dxa" w:w="80"/>
+              <w:right w:type="dxa" w:w="100"/>
+            </w:tcMar>
+            <w:vAlign w:val="top"/>
+          </w:tcPr>
+          <w:p>
+            <w:pPr>
+              <w:spacing w:after="0"/>
+            </w:pPr>
+            <w:r>
+              <w:rPr>
+                <w:sz w:val="20"/>
+                <w:szCs w:val="20"/>
+              </w:rPr>
+              <w:t xml:space="preserve">How two quantities compare or connect to each other.</w:t>
+            </w:r>
+          </w:p>
+        </w:tc>
+        <w:tc>
+          <w:tcPr>
+            <w:tcW w:type="dxa" w:w="2200"/>
+            <w:tcMar>
+              <w:top w:type="dxa" w:w="80"/>
+              <w:left w:type="dxa" w:w="100"/>
+              <w:bottom w:type="dxa" w:w="80"/>
+              <w:right w:type="dxa" w:w="100"/>
+            </w:tcMar>
+            <w:vAlign w:val="top"/>
+          </w:tcPr>
+          <w:p>
+            <w:pPr>
+              <w:spacing w:after="40"/>
+            </w:pPr>
             <w:r>
               <w:rPr>
                 <w:i/>
@@ -378,89 +674,41 @@
                 <w:sz w:val="19"/>
                 <w:szCs w:val="19"/>
               </w:rPr>
-              <w:t xml:space="preserve">   cantidad</w:t>
-            </w:r>
-          </w:p>
+              <w:t xml:space="preserve">Not relationship: write a counter-example that breaks the definition.</w:t>
+            </w:r>
+          </w:p>
+          <w:p>
+            <w:pPr>
+              <w:pBdr>
+                <w:bottom w:val="single" w:color="AFBECC" w:sz="6"/>
+              </w:pBdr>
+              <w:spacing w:after="30" w:before="150"/>
+            </w:pPr>
+            <w:r>
+              <w:t xml:space="preserve"/>
+            </w:r>
+          </w:p>
+        </w:tc>
+        <w:tc>
+          <w:tcPr>
+            <w:tcW w:type="dxa" w:w="2200"/>
+            <w:tcMar>
+              <w:top w:type="dxa" w:w="80"/>
+              <w:left w:type="dxa" w:w="100"/>
+              <w:bottom w:type="dxa" w:w="80"/>
+              <w:right w:type="dxa" w:w="100"/>
+            </w:tcMar>
+            <w:vAlign w:val="top"/>
+          </w:tcPr>
           <w:p>
             <w:pPr>
               <w:spacing w:after="40"/>
-            </w:pPr>
-            <w:r>
-              <w:rPr>
-                <w:sz w:val="21"/>
-                <w:szCs w:val="21"/>
-              </w:rPr>
-              <w:t xml:space="preserve">An amount in a problem — a number with a meaning attached, like 540 meters.</w:t>
-            </w:r>
-          </w:p>
-          <w:p>
-            <w:pPr>
-              <w:spacing w:after="0"/>
-            </w:pPr>
-            <w:r>
-              <w:rPr>
-                <w:b/>
-                <w:bCs/>
-                <w:color w:val="1FA6A2"/>
-                <w:sz w:val="18"/>
-                <w:szCs w:val="18"/>
-              </w:rPr>
-              <w:t xml:space="preserve">Example:  </w:t>
-            </w:r>
-            <w:r>
-              <w:rPr>
-                <w:i/>
-                <w:iCs/>
-                <w:color w:val="5F6F80"/>
-                <w:sz w:val="18"/>
-                <w:szCs w:val="18"/>
-              </w:rPr>
-              <w:t xml:space="preserve">540 meters — the number 540 AND what it measures.</w:t>
-            </w:r>
-          </w:p>
-        </w:tc>
-      </w:tr>
-    </w:tbl>
-    <w:tbl>
-      <w:tblPr>
-        <w:tblW w:type="pct" w:w="100%"/>
-        <w:tblBorders>
-          <w:top w:val="none" w:color="FFFFFF" w:sz="0"/>
-          <w:left w:val="none" w:color="FFFFFF" w:sz="0"/>
-          <w:bottom w:val="single" w:color="C7D2DD" w:sz="4"/>
-          <w:right w:val="none" w:color="FFFFFF" w:sz="0"/>
-          <w:insideH w:val="none" w:color="FFFFFF" w:sz="0"/>
-          <w:insideV w:val="none" w:color="FFFFFF" w:sz="0"/>
-        </w:tblBorders>
-      </w:tblPr>
-      <w:tblGrid>
-        <w:gridCol w:w="1800"/>
-        <w:gridCol w:w="7560"/>
-      </w:tblGrid>
-      <w:tr>
-        <w:trPr>
-          <w:cantSplit/>
-        </w:trPr>
-        <w:tc>
-          <w:tcPr>
-            <w:tcW w:type="dxa" w:w="1800"/>
-            <w:tcMar>
-              <w:top w:type="dxa" w:w="100"/>
-              <w:left w:type="dxa" w:w="40"/>
-              <w:bottom w:type="dxa" w:w="100"/>
-              <w:right w:type="dxa" w:w="120"/>
-            </w:tcMar>
-            <w:vAlign w:val="center"/>
-          </w:tcPr>
-          <w:p>
-            <w:pPr>
-              <w:spacing w:after="0"/>
               <w:jc w:val="center"/>
             </w:pPr>
             <w:r>
               <w:drawing>
                 <wp:inline distT="0" distB="0" distL="0" distR="0">
-                  <wp:extent cx="1047750" cy="790575"/>
+                  <wp:extent cx="876300" cy="657225"/>
                   <wp:effectExtent t="0" r="0" b="0" l="0"/>
                   <wp:docPr id="1" name="" descr="" title=""/>
                   <wp:cNvGraphicFramePr>
@@ -485,7 +733,7 @@
                         <pic:spPr bwMode="auto">
                           <a:xfrm>
                             <a:off x="0" y="0"/>
-                            <a:ext cx="1047750" cy="790575"/>
+                            <a:ext cx="876300" cy="657225"/>
                           </a:xfrm>
                           <a:prstGeom prst="rect">
                             <a:avLst/>
@@ -498,32 +746,108 @@
               </w:drawing>
             </w:r>
           </w:p>
-        </w:tc>
-        <w:tc>
-          <w:tcPr>
-            <w:tcW w:type="dxa" w:w="7560"/>
-            <w:tcMar>
-              <w:top w:type="dxa" w:w="100"/>
-              <w:left w:type="dxa" w:w="40"/>
-              <w:bottom w:type="dxa" w:w="100"/>
-              <w:right w:type="dxa" w:w="40"/>
-            </w:tcMar>
-            <w:vAlign w:val="center"/>
-          </w:tcPr>
-          <w:p>
-            <w:pPr>
-              <w:spacing w:after="50"/>
+          <w:p>
+            <w:pPr>
+              <w:spacing w:after="0"/>
+            </w:pPr>
+            <w:r>
+              <w:rPr>
+                <w:i/>
+                <w:iCs/>
+                <w:color w:val="5F6F80"/>
+                <w:sz w:val="18"/>
+                <w:szCs w:val="18"/>
+              </w:rPr>
+              <w:t xml:space="preserve">1 hour → 48 km, 2 hours → 96 km: as one grows, so does the other.</w:t>
+            </w:r>
+          </w:p>
+        </w:tc>
+      </w:tr>
+      <w:tr>
+        <w:trPr>
+          <w:cantSplit/>
+        </w:trPr>
+        <w:tc>
+          <w:tcPr>
+            <w:tcW w:type="dxa" w:w="1800"/>
+            <w:tcMar>
+              <w:top w:type="dxa" w:w="80"/>
+              <w:left w:type="dxa" w:w="100"/>
+              <w:bottom w:type="dxa" w:w="80"/>
+              <w:right w:type="dxa" w:w="100"/>
+            </w:tcMar>
+            <w:vAlign w:val="top"/>
+          </w:tcPr>
+          <w:p>
+            <w:pPr>
+              <w:spacing w:after="30"/>
             </w:pPr>
             <w:r>
               <w:rPr>
                 <w:b/>
                 <w:bCs/>
                 <w:color w:val="12355B"/>
-                <w:sz w:val="24"/>
-                <w:szCs w:val="24"/>
-              </w:rPr>
-              <w:t xml:space="preserve">relationship</w:t>
-            </w:r>
+                <w:sz w:val="21"/>
+                <w:szCs w:val="21"/>
+              </w:rPr>
+              <w:t xml:space="preserve">strategy</w:t>
+            </w:r>
+          </w:p>
+          <w:p>
+            <w:pPr>
+              <w:spacing w:after="0"/>
+            </w:pPr>
+            <w:r>
+              <w:rPr>
+                <w:i/>
+                <w:iCs/>
+                <w:color w:val="5F6F80"/>
+                <w:sz w:val="18"/>
+                <w:szCs w:val="18"/>
+              </w:rPr>
+              <w:t xml:space="preserve">estrategia</w:t>
+            </w:r>
+          </w:p>
+        </w:tc>
+        <w:tc>
+          <w:tcPr>
+            <w:tcW w:type="dxa" w:w="3160"/>
+            <w:tcMar>
+              <w:top w:type="dxa" w:w="80"/>
+              <w:left w:type="dxa" w:w="100"/>
+              <w:bottom w:type="dxa" w:w="80"/>
+              <w:right w:type="dxa" w:w="100"/>
+            </w:tcMar>
+            <w:vAlign w:val="top"/>
+          </w:tcPr>
+          <w:p>
+            <w:pPr>
+              <w:spacing w:after="0"/>
+            </w:pPr>
+            <w:r>
+              <w:rPr>
+                <w:sz w:val="20"/>
+                <w:szCs w:val="20"/>
+              </w:rPr>
+              <w:t xml:space="preserve">A plan for how to solve a problem before you start computing.</w:t>
+            </w:r>
+          </w:p>
+        </w:tc>
+        <w:tc>
+          <w:tcPr>
+            <w:tcW w:type="dxa" w:w="2200"/>
+            <w:tcMar>
+              <w:top w:type="dxa" w:w="80"/>
+              <w:left w:type="dxa" w:w="100"/>
+              <w:bottom w:type="dxa" w:w="80"/>
+              <w:right w:type="dxa" w:w="100"/>
+            </w:tcMar>
+            <w:vAlign w:val="top"/>
+          </w:tcPr>
+          <w:p>
+            <w:pPr>
+              <w:spacing w:after="40"/>
+            </w:pPr>
             <w:r>
               <w:rPr>
                 <w:i/>
@@ -532,89 +856,41 @@
                 <w:sz w:val="19"/>
                 <w:szCs w:val="19"/>
               </w:rPr>
-              <w:t xml:space="preserve">   relación</w:t>
-            </w:r>
-          </w:p>
+              <w:t xml:space="preserve">Not strategy: write a counter-example that breaks the definition.</w:t>
+            </w:r>
+          </w:p>
+          <w:p>
+            <w:pPr>
+              <w:pBdr>
+                <w:bottom w:val="single" w:color="AFBECC" w:sz="6"/>
+              </w:pBdr>
+              <w:spacing w:after="30" w:before="150"/>
+            </w:pPr>
+            <w:r>
+              <w:t xml:space="preserve"/>
+            </w:r>
+          </w:p>
+        </w:tc>
+        <w:tc>
+          <w:tcPr>
+            <w:tcW w:type="dxa" w:w="2200"/>
+            <w:tcMar>
+              <w:top w:type="dxa" w:w="80"/>
+              <w:left w:type="dxa" w:w="100"/>
+              <w:bottom w:type="dxa" w:w="80"/>
+              <w:right w:type="dxa" w:w="100"/>
+            </w:tcMar>
+            <w:vAlign w:val="top"/>
+          </w:tcPr>
           <w:p>
             <w:pPr>
               <w:spacing w:after="40"/>
-            </w:pPr>
-            <w:r>
-              <w:rPr>
-                <w:sz w:val="21"/>
-                <w:szCs w:val="21"/>
-              </w:rPr>
-              <w:t xml:space="preserve">How two quantities compare or connect to each other.</w:t>
-            </w:r>
-          </w:p>
-          <w:p>
-            <w:pPr>
-              <w:spacing w:after="0"/>
-            </w:pPr>
-            <w:r>
-              <w:rPr>
-                <w:b/>
-                <w:bCs/>
-                <w:color w:val="1FA6A2"/>
-                <w:sz w:val="18"/>
-                <w:szCs w:val="18"/>
-              </w:rPr>
-              <w:t xml:space="preserve">Example:  </w:t>
-            </w:r>
-            <w:r>
-              <w:rPr>
-                <w:i/>
-                <w:iCs/>
-                <w:color w:val="5F6F80"/>
-                <w:sz w:val="18"/>
-                <w:szCs w:val="18"/>
-              </w:rPr>
-              <w:t xml:space="preserve">1 hour → 48 km, 2 hours → 96 km: as one grows, so does the other.</w:t>
-            </w:r>
-          </w:p>
-        </w:tc>
-      </w:tr>
-    </w:tbl>
-    <w:tbl>
-      <w:tblPr>
-        <w:tblW w:type="pct" w:w="100%"/>
-        <w:tblBorders>
-          <w:top w:val="none" w:color="FFFFFF" w:sz="0"/>
-          <w:left w:val="none" w:color="FFFFFF" w:sz="0"/>
-          <w:bottom w:val="single" w:color="C7D2DD" w:sz="4"/>
-          <w:right w:val="none" w:color="FFFFFF" w:sz="0"/>
-          <w:insideH w:val="none" w:color="FFFFFF" w:sz="0"/>
-          <w:insideV w:val="none" w:color="FFFFFF" w:sz="0"/>
-        </w:tblBorders>
-      </w:tblPr>
-      <w:tblGrid>
-        <w:gridCol w:w="1800"/>
-        <w:gridCol w:w="7560"/>
-      </w:tblGrid>
-      <w:tr>
-        <w:trPr>
-          <w:cantSplit/>
-        </w:trPr>
-        <w:tc>
-          <w:tcPr>
-            <w:tcW w:type="dxa" w:w="1800"/>
-            <w:tcMar>
-              <w:top w:type="dxa" w:w="100"/>
-              <w:left w:type="dxa" w:w="40"/>
-              <w:bottom w:type="dxa" w:w="100"/>
-              <w:right w:type="dxa" w:w="120"/>
-            </w:tcMar>
-            <w:vAlign w:val="center"/>
-          </w:tcPr>
-          <w:p>
-            <w:pPr>
-              <w:spacing w:after="0"/>
               <w:jc w:val="center"/>
             </w:pPr>
             <w:r>
               <w:drawing>
                 <wp:inline distT="0" distB="0" distL="0" distR="0">
-                  <wp:extent cx="1047750" cy="790575"/>
+                  <wp:extent cx="876300" cy="657225"/>
                   <wp:effectExtent t="0" r="0" b="0" l="0"/>
                   <wp:docPr id="1" name="" descr="" title=""/>
                   <wp:cNvGraphicFramePr>
@@ -639,7 +915,7 @@
                         <pic:spPr bwMode="auto">
                           <a:xfrm>
                             <a:off x="0" y="0"/>
-                            <a:ext cx="1047750" cy="790575"/>
+                            <a:ext cx="876300" cy="657225"/>
                           </a:xfrm>
                           <a:prstGeom prst="rect">
                             <a:avLst/>
@@ -652,32 +928,108 @@
               </w:drawing>
             </w:r>
           </w:p>
-        </w:tc>
-        <w:tc>
-          <w:tcPr>
-            <w:tcW w:type="dxa" w:w="7560"/>
-            <w:tcMar>
-              <w:top w:type="dxa" w:w="100"/>
-              <w:left w:type="dxa" w:w="40"/>
-              <w:bottom w:type="dxa" w:w="100"/>
-              <w:right w:type="dxa" w:w="40"/>
-            </w:tcMar>
-            <w:vAlign w:val="center"/>
-          </w:tcPr>
-          <w:p>
-            <w:pPr>
-              <w:spacing w:after="50"/>
+          <w:p>
+            <w:pPr>
+              <w:spacing w:after="0"/>
+            </w:pPr>
+            <w:r>
+              <w:rPr>
+                <w:i/>
+                <w:iCs/>
+                <w:color w:val="5F6F80"/>
+                <w:sz w:val="18"/>
+                <w:szCs w:val="18"/>
+              </w:rPr>
+              <w:t xml:space="preserve">“I will draw a tape diagram first, then divide” — chosen before computing.</w:t>
+            </w:r>
+          </w:p>
+        </w:tc>
+      </w:tr>
+      <w:tr>
+        <w:trPr>
+          <w:cantSplit/>
+        </w:trPr>
+        <w:tc>
+          <w:tcPr>
+            <w:tcW w:type="dxa" w:w="1800"/>
+            <w:tcMar>
+              <w:top w:type="dxa" w:w="80"/>
+              <w:left w:type="dxa" w:w="100"/>
+              <w:bottom w:type="dxa" w:w="80"/>
+              <w:right w:type="dxa" w:w="100"/>
+            </w:tcMar>
+            <w:vAlign w:val="top"/>
+          </w:tcPr>
+          <w:p>
+            <w:pPr>
+              <w:spacing w:after="30"/>
             </w:pPr>
             <w:r>
               <w:rPr>
                 <w:b/>
                 <w:bCs/>
                 <w:color w:val="12355B"/>
-                <w:sz w:val="24"/>
-                <w:szCs w:val="24"/>
-              </w:rPr>
-              <w:t xml:space="preserve">strategy</w:t>
-            </w:r>
+                <w:sz w:val="21"/>
+                <w:szCs w:val="21"/>
+              </w:rPr>
+              <w:t xml:space="preserve">reasonable</w:t>
+            </w:r>
+          </w:p>
+          <w:p>
+            <w:pPr>
+              <w:spacing w:after="0"/>
+            </w:pPr>
+            <w:r>
+              <w:rPr>
+                <w:i/>
+                <w:iCs/>
+                <w:color w:val="5F6F80"/>
+                <w:sz w:val="18"/>
+                <w:szCs w:val="18"/>
+              </w:rPr>
+              <w:t xml:space="preserve">razonable</w:t>
+            </w:r>
+          </w:p>
+        </w:tc>
+        <w:tc>
+          <w:tcPr>
+            <w:tcW w:type="dxa" w:w="3160"/>
+            <w:tcMar>
+              <w:top w:type="dxa" w:w="80"/>
+              <w:left w:type="dxa" w:w="100"/>
+              <w:bottom w:type="dxa" w:w="80"/>
+              <w:right w:type="dxa" w:w="100"/>
+            </w:tcMar>
+            <w:vAlign w:val="top"/>
+          </w:tcPr>
+          <w:p>
+            <w:pPr>
+              <w:spacing w:after="0"/>
+            </w:pPr>
+            <w:r>
+              <w:rPr>
+                <w:sz w:val="20"/>
+                <w:szCs w:val="20"/>
+              </w:rPr>
+              <w:t xml:space="preserve">A solution that makes sense in the context of the problem.</w:t>
+            </w:r>
+          </w:p>
+        </w:tc>
+        <w:tc>
+          <w:tcPr>
+            <w:tcW w:type="dxa" w:w="2200"/>
+            <w:tcMar>
+              <w:top w:type="dxa" w:w="80"/>
+              <w:left w:type="dxa" w:w="100"/>
+              <w:bottom w:type="dxa" w:w="80"/>
+              <w:right w:type="dxa" w:w="100"/>
+            </w:tcMar>
+            <w:vAlign w:val="top"/>
+          </w:tcPr>
+          <w:p>
+            <w:pPr>
+              <w:spacing w:after="40"/>
+            </w:pPr>
             <w:r>
               <w:rPr>
                 <w:i/>
@@ -686,89 +1038,41 @@
                 <w:sz w:val="19"/>
                 <w:szCs w:val="19"/>
               </w:rPr>
-              <w:t xml:space="preserve">   estrategia</w:t>
-            </w:r>
-          </w:p>
+              <w:t xml:space="preserve">Not reasonable: write a counter-example that breaks the definition.</w:t>
+            </w:r>
+          </w:p>
+          <w:p>
+            <w:pPr>
+              <w:pBdr>
+                <w:bottom w:val="single" w:color="AFBECC" w:sz="6"/>
+              </w:pBdr>
+              <w:spacing w:after="30" w:before="150"/>
+            </w:pPr>
+            <w:r>
+              <w:t xml:space="preserve"/>
+            </w:r>
+          </w:p>
+        </w:tc>
+        <w:tc>
+          <w:tcPr>
+            <w:tcW w:type="dxa" w:w="2200"/>
+            <w:tcMar>
+              <w:top w:type="dxa" w:w="80"/>
+              <w:left w:type="dxa" w:w="100"/>
+              <w:bottom w:type="dxa" w:w="80"/>
+              <w:right w:type="dxa" w:w="100"/>
+            </w:tcMar>
+            <w:vAlign w:val="top"/>
+          </w:tcPr>
           <w:p>
             <w:pPr>
               <w:spacing w:after="40"/>
-            </w:pPr>
-            <w:r>
-              <w:rPr>
-                <w:sz w:val="21"/>
-                <w:szCs w:val="21"/>
-              </w:rPr>
-              <w:t xml:space="preserve">A plan for how to solve a problem before you start computing.</w:t>
-            </w:r>
-          </w:p>
-          <w:p>
-            <w:pPr>
-              <w:spacing w:after="0"/>
-            </w:pPr>
-            <w:r>
-              <w:rPr>
-                <w:b/>
-                <w:bCs/>
-                <w:color w:val="1FA6A2"/>
-                <w:sz w:val="18"/>
-                <w:szCs w:val="18"/>
-              </w:rPr>
-              <w:t xml:space="preserve">Example:  </w:t>
-            </w:r>
-            <w:r>
-              <w:rPr>
-                <w:i/>
-                <w:iCs/>
-                <w:color w:val="5F6F80"/>
-                <w:sz w:val="18"/>
-                <w:szCs w:val="18"/>
-              </w:rPr>
-              <w:t xml:space="preserve">“I will draw a tape diagram first, then divide” — chosen before computing.</w:t>
-            </w:r>
-          </w:p>
-        </w:tc>
-      </w:tr>
-    </w:tbl>
-    <w:tbl>
-      <w:tblPr>
-        <w:tblW w:type="pct" w:w="100%"/>
-        <w:tblBorders>
-          <w:top w:val="none" w:color="FFFFFF" w:sz="0"/>
-          <w:left w:val="none" w:color="FFFFFF" w:sz="0"/>
-          <w:bottom w:val="single" w:color="C7D2DD" w:sz="4"/>
-          <w:right w:val="none" w:color="FFFFFF" w:sz="0"/>
-          <w:insideH w:val="none" w:color="FFFFFF" w:sz="0"/>
-          <w:insideV w:val="none" w:color="FFFFFF" w:sz="0"/>
-        </w:tblBorders>
-      </w:tblPr>
-      <w:tblGrid>
-        <w:gridCol w:w="1800"/>
-        <w:gridCol w:w="7560"/>
-      </w:tblGrid>
-      <w:tr>
-        <w:trPr>
-          <w:cantSplit/>
-        </w:trPr>
-        <w:tc>
-          <w:tcPr>
-            <w:tcW w:type="dxa" w:w="1800"/>
-            <w:tcMar>
-              <w:top w:type="dxa" w:w="100"/>
-              <w:left w:type="dxa" w:w="40"/>
-              <w:bottom w:type="dxa" w:w="100"/>
-              <w:right w:type="dxa" w:w="120"/>
-            </w:tcMar>
-            <w:vAlign w:val="center"/>
-          </w:tcPr>
-          <w:p>
-            <w:pPr>
-              <w:spacing w:after="0"/>
               <w:jc w:val="center"/>
             </w:pPr>
             <w:r>
               <w:drawing>
                 <wp:inline distT="0" distB="0" distL="0" distR="0">
-                  <wp:extent cx="1047750" cy="790575"/>
+                  <wp:extent cx="876300" cy="657225"/>
                   <wp:effectExtent t="0" r="0" b="0" l="0"/>
                   <wp:docPr id="1" name="" descr="" title=""/>
                   <wp:cNvGraphicFramePr>
@@ -793,7 +1097,7 @@
                         <pic:spPr bwMode="auto">
                           <a:xfrm>
                             <a:off x="0" y="0"/>
-                            <a:ext cx="1047750" cy="790575"/>
+                            <a:ext cx="876300" cy="657225"/>
                           </a:xfrm>
                           <a:prstGeom prst="rect">
                             <a:avLst/>
@@ -806,32 +1110,108 @@
               </w:drawing>
             </w:r>
           </w:p>
-        </w:tc>
-        <w:tc>
-          <w:tcPr>
-            <w:tcW w:type="dxa" w:w="7560"/>
-            <w:tcMar>
-              <w:top w:type="dxa" w:w="100"/>
-              <w:left w:type="dxa" w:w="40"/>
-              <w:bottom w:type="dxa" w:w="100"/>
-              <w:right w:type="dxa" w:w="40"/>
-            </w:tcMar>
-            <w:vAlign w:val="center"/>
-          </w:tcPr>
-          <w:p>
-            <w:pPr>
-              <w:spacing w:after="50"/>
+          <w:p>
+            <w:pPr>
+              <w:spacing w:after="0"/>
+            </w:pPr>
+            <w:r>
+              <w:rPr>
+                <w:i/>
+                <w:iCs/>
+                <w:color w:val="5F6F80"/>
+                <w:sz w:val="18"/>
+                <w:szCs w:val="18"/>
+              </w:rPr>
+              <w:t xml:space="preserve">5/6 of 540 must be under 540, so 450 is reasonable and 650 is not.</w:t>
+            </w:r>
+          </w:p>
+        </w:tc>
+      </w:tr>
+      <w:tr>
+        <w:trPr>
+          <w:cantSplit/>
+        </w:trPr>
+        <w:tc>
+          <w:tcPr>
+            <w:tcW w:type="dxa" w:w="1800"/>
+            <w:tcMar>
+              <w:top w:type="dxa" w:w="80"/>
+              <w:left w:type="dxa" w:w="100"/>
+              <w:bottom w:type="dxa" w:w="80"/>
+              <w:right w:type="dxa" w:w="100"/>
+            </w:tcMar>
+            <w:vAlign w:val="top"/>
+          </w:tcPr>
+          <w:p>
+            <w:pPr>
+              <w:spacing w:after="30"/>
             </w:pPr>
             <w:r>
               <w:rPr>
                 <w:b/>
                 <w:bCs/>
                 <w:color w:val="12355B"/>
-                <w:sz w:val="24"/>
-                <w:szCs w:val="24"/>
-              </w:rPr>
-              <w:t xml:space="preserve">reasonable</w:t>
-            </w:r>
+                <w:sz w:val="21"/>
+                <w:szCs w:val="21"/>
+              </w:rPr>
+              <w:t xml:space="preserve">persevere</w:t>
+            </w:r>
+          </w:p>
+          <w:p>
+            <w:pPr>
+              <w:spacing w:after="0"/>
+            </w:pPr>
+            <w:r>
+              <w:rPr>
+                <w:i/>
+                <w:iCs/>
+                <w:color w:val="5F6F80"/>
+                <w:sz w:val="18"/>
+                <w:szCs w:val="18"/>
+              </w:rPr>
+              <w:t xml:space="preserve">perseverar</w:t>
+            </w:r>
+          </w:p>
+        </w:tc>
+        <w:tc>
+          <w:tcPr>
+            <w:tcW w:type="dxa" w:w="3160"/>
+            <w:tcMar>
+              <w:top w:type="dxa" w:w="80"/>
+              <w:left w:type="dxa" w:w="100"/>
+              <w:bottom w:type="dxa" w:w="80"/>
+              <w:right w:type="dxa" w:w="100"/>
+            </w:tcMar>
+            <w:vAlign w:val="top"/>
+          </w:tcPr>
+          <w:p>
+            <w:pPr>
+              <w:spacing w:after="0"/>
+            </w:pPr>
+            <w:r>
+              <w:rPr>
+                <w:sz w:val="20"/>
+                <w:szCs w:val="20"/>
+              </w:rPr>
+              <w:t xml:space="preserve">To keep working on a problem, checking your progress and adjusting your plan when you get stuck.</w:t>
+            </w:r>
+          </w:p>
+        </w:tc>
+        <w:tc>
+          <w:tcPr>
+            <w:tcW w:type="dxa" w:w="2200"/>
+            <w:tcMar>
+              <w:top w:type="dxa" w:w="80"/>
+              <w:left w:type="dxa" w:w="100"/>
+              <w:bottom w:type="dxa" w:w="80"/>
+              <w:right w:type="dxa" w:w="100"/>
+            </w:tcMar>
+            <w:vAlign w:val="top"/>
+          </w:tcPr>
+          <w:p>
+            <w:pPr>
+              <w:spacing w:after="40"/>
+            </w:pPr>
             <w:r>
               <w:rPr>
                 <w:i/>
@@ -840,89 +1220,41 @@
                 <w:sz w:val="19"/>
                 <w:szCs w:val="19"/>
               </w:rPr>
-              <w:t xml:space="preserve">   razonable</w:t>
-            </w:r>
-          </w:p>
+              <w:t xml:space="preserve">Not persevere: write a counter-example that breaks the definition.</w:t>
+            </w:r>
+          </w:p>
+          <w:p>
+            <w:pPr>
+              <w:pBdr>
+                <w:bottom w:val="single" w:color="AFBECC" w:sz="6"/>
+              </w:pBdr>
+              <w:spacing w:after="30" w:before="150"/>
+            </w:pPr>
+            <w:r>
+              <w:t xml:space="preserve"/>
+            </w:r>
+          </w:p>
+        </w:tc>
+        <w:tc>
+          <w:tcPr>
+            <w:tcW w:type="dxa" w:w="2200"/>
+            <w:tcMar>
+              <w:top w:type="dxa" w:w="80"/>
+              <w:left w:type="dxa" w:w="100"/>
+              <w:bottom w:type="dxa" w:w="80"/>
+              <w:right w:type="dxa" w:w="100"/>
+            </w:tcMar>
+            <w:vAlign w:val="top"/>
+          </w:tcPr>
           <w:p>
             <w:pPr>
               <w:spacing w:after="40"/>
-            </w:pPr>
-            <w:r>
-              <w:rPr>
-                <w:sz w:val="21"/>
-                <w:szCs w:val="21"/>
-              </w:rPr>
-              <w:t xml:space="preserve">A solution that makes sense in the context of the problem.</w:t>
-            </w:r>
-          </w:p>
-          <w:p>
-            <w:pPr>
-              <w:spacing w:after="0"/>
-            </w:pPr>
-            <w:r>
-              <w:rPr>
-                <w:b/>
-                <w:bCs/>
-                <w:color w:val="1FA6A2"/>
-                <w:sz w:val="18"/>
-                <w:szCs w:val="18"/>
-              </w:rPr>
-              <w:t xml:space="preserve">Example:  </w:t>
-            </w:r>
-            <w:r>
-              <w:rPr>
-                <w:i/>
-                <w:iCs/>
-                <w:color w:val="5F6F80"/>
-                <w:sz w:val="18"/>
-                <w:szCs w:val="18"/>
-              </w:rPr>
-              <w:t xml:space="preserve">5/6 of 540 must be under 540, so 450 is reasonable and 650 is not.</w:t>
-            </w:r>
-          </w:p>
-        </w:tc>
-      </w:tr>
-    </w:tbl>
-    <w:tbl>
-      <w:tblPr>
-        <w:tblW w:type="pct" w:w="100%"/>
-        <w:tblBorders>
-          <w:top w:val="none" w:color="FFFFFF" w:sz="0"/>
-          <w:left w:val="none" w:color="FFFFFF" w:sz="0"/>
-          <w:bottom w:val="single" w:color="C7D2DD" w:sz="4"/>
-          <w:right w:val="none" w:color="FFFFFF" w:sz="0"/>
-          <w:insideH w:val="none" w:color="FFFFFF" w:sz="0"/>
-          <w:insideV w:val="none" w:color="FFFFFF" w:sz="0"/>
-        </w:tblBorders>
-      </w:tblPr>
-      <w:tblGrid>
-        <w:gridCol w:w="1800"/>
-        <w:gridCol w:w="7560"/>
-      </w:tblGrid>
-      <w:tr>
-        <w:trPr>
-          <w:cantSplit/>
-        </w:trPr>
-        <w:tc>
-          <w:tcPr>
-            <w:tcW w:type="dxa" w:w="1800"/>
-            <w:tcMar>
-              <w:top w:type="dxa" w:w="100"/>
-              <w:left w:type="dxa" w:w="40"/>
-              <w:bottom w:type="dxa" w:w="100"/>
-              <w:right w:type="dxa" w:w="120"/>
-            </w:tcMar>
-            <w:vAlign w:val="center"/>
-          </w:tcPr>
-          <w:p>
-            <w:pPr>
-              <w:spacing w:after="0"/>
               <w:jc w:val="center"/>
             </w:pPr>
             <w:r>
               <w:drawing>
                 <wp:inline distT="0" distB="0" distL="0" distR="0">
-                  <wp:extent cx="1047750" cy="790575"/>
+                  <wp:extent cx="876300" cy="657225"/>
                   <wp:effectExtent t="0" r="0" b="0" l="0"/>
                   <wp:docPr id="1" name="" descr="" title=""/>
                   <wp:cNvGraphicFramePr>
@@ -947,7 +1279,7 @@
                         <pic:spPr bwMode="auto">
                           <a:xfrm>
                             <a:off x="0" y="0"/>
-                            <a:ext cx="1047750" cy="790575"/>
+                            <a:ext cx="876300" cy="657225"/>
                           </a:xfrm>
                           <a:prstGeom prst="rect">
                             <a:avLst/>
@@ -960,69 +1292,10 @@
               </w:drawing>
             </w:r>
           </w:p>
-        </w:tc>
-        <w:tc>
-          <w:tcPr>
-            <w:tcW w:type="dxa" w:w="7560"/>
-            <w:tcMar>
-              <w:top w:type="dxa" w:w="100"/>
-              <w:left w:type="dxa" w:w="40"/>
-              <w:bottom w:type="dxa" w:w="100"/>
-              <w:right w:type="dxa" w:w="40"/>
-            </w:tcMar>
-            <w:vAlign w:val="center"/>
-          </w:tcPr>
-          <w:p>
-            <w:pPr>
-              <w:spacing w:after="50"/>
-            </w:pPr>
-            <w:r>
-              <w:rPr>
-                <w:b/>
-                <w:bCs/>
-                <w:color w:val="12355B"/>
-                <w:sz w:val="24"/>
-                <w:szCs w:val="24"/>
-              </w:rPr>
-              <w:t xml:space="preserve">persevere</w:t>
-            </w:r>
-            <w:r>
-              <w:rPr>
-                <w:i/>
-                <w:iCs/>
-                <w:color w:val="5F6F80"/>
-                <w:sz w:val="19"/>
-                <w:szCs w:val="19"/>
-              </w:rPr>
-              <w:t xml:space="preserve">   perseverar</w:t>
-            </w:r>
-          </w:p>
-          <w:p>
-            <w:pPr>
-              <w:spacing w:after="40"/>
-            </w:pPr>
-            <w:r>
-              <w:rPr>
-                <w:sz w:val="21"/>
-                <w:szCs w:val="21"/>
-              </w:rPr>
-              <w:t xml:space="preserve">To keep working on a problem, checking your progress and adjusting your plan when you get stuck.</w:t>
-            </w:r>
-          </w:p>
           <w:p>
             <w:pPr>
               <w:spacing w:after="0"/>
             </w:pPr>
-            <w:r>
-              <w:rPr>
-                <w:b/>
-                <w:bCs/>
-                <w:color w:val="1FA6A2"/>
-                <w:sz w:val="18"/>
-                <w:szCs w:val="18"/>
-              </w:rPr>
-              <w:t xml:space="preserve">Example:  </w:t>
-            </w:r>
             <w:r>
               <w:rPr>
                 <w:i/>
@@ -2238,7 +2511,7 @@
                 <w:sz w:val="21"/>
                 <w:szCs w:val="21"/>
               </w:rPr>
-              <w:t xml:space="preserve">Doing math is exploring: you make sense of a problem, plan a strategy, check your progress, and try new paths when you hit a dead end. Today's problems — walking distances and skyscraper heights — reward thinkers, not just calculators.</w:t>
+              <w:t xml:space="preserve">Doing math is exploring: you make sense of a problem, plan a strategy, check your progress, and try new paths when you hit a dead end. Today's problems — walking distances and skyscraper heights — reward thinkers, not just calculators. Try this one: a new building will be 3/4 as tall as a tower that is 400 meters tall. Plan a strategy to find how tall the new building will be.</w:t>
             </w:r>
           </w:p>
         </w:tc>
@@ -2465,7 +2738,7 @@
           <w:sz w:val="19"/>
           <w:szCs w:val="19"/>
         </w:rPr>
-        <w:t xml:space="preserve">   You Do — show your work</w:t>
+        <w:t xml:space="preserve">   You Do — show your work and reasoning</w:t>
       </w:r>
     </w:p>
     <w:p>
@@ -2480,7 +2753,7 @@
           <w:sz w:val="19"/>
           <w:szCs w:val="19"/>
         </w:rPr>
-        <w:t xml:space="preserve">Solve each problem. Show your thinking in the work box.</w:t>
+        <w:t xml:space="preserve">Solve each problem in the middle column and explain your reasoning using the sentence starters on the right.</w:t>
       </w:r>
     </w:p>
     <w:p>
@@ -2509,120 +2782,219 @@
         <w:t xml:space="preserve">   stretch your thinking</w:t>
       </w:r>
     </w:p>
-    <w:p>
-      <w:pPr>
-        <w:keepNext/>
-        <w:spacing w:after="60" w:before="160"/>
-      </w:pPr>
-      <w:r>
-        <w:rPr>
-          <w:b/>
-          <w:bCs/>
-          <w:color w:val="12355B"/>
-          <w:sz w:val="22"/>
-          <w:szCs w:val="22"/>
-        </w:rPr>
-        <w:t xml:space="preserve">1.  </w:t>
-      </w:r>
-      <w:r>
-        <w:rPr>
-          <w:b/>
-          <w:bCs/>
-          <w:sz w:val="21"/>
-          <w:szCs w:val="21"/>
-        </w:rPr>
-        <w:t xml:space="preserve">Which set shows FIVE different correct decompositions of 105.76?</w:t>
-      </w:r>
-    </w:p>
-    <w:p>
-      <w:pPr>
-        <w:spacing w:after="40"/>
-        <w:ind w:left="420"/>
-      </w:pPr>
-      <w:r>
-        <w:rPr>
-          <w:sz w:val="20"/>
-          <w:szCs w:val="20"/>
-        </w:rPr>
-        <w:t xml:space="preserve">A)  100 + 5.76, 105 + 0.76, 110 − 4.24, 52.88 × 2, 211.52 ÷ 2</w:t>
-      </w:r>
-    </w:p>
-    <w:p>
-      <w:pPr>
-        <w:spacing w:after="40"/>
-        <w:ind w:left="420"/>
-      </w:pPr>
-      <w:r>
-        <w:rPr>
-          <w:sz w:val="20"/>
-          <w:szCs w:val="20"/>
-        </w:rPr>
-        <w:t xml:space="preserve">B)  100 + 5.76, 105 + 7.6, 110 − 4.24, 52.88 × 2, 211.52 ÷ 2</w:t>
-      </w:r>
-    </w:p>
-    <w:p>
-      <w:pPr>
-        <w:spacing w:after="40"/>
-        <w:ind w:left="420"/>
-      </w:pPr>
-      <w:r>
-        <w:rPr>
-          <w:sz w:val="20"/>
-          <w:szCs w:val="20"/>
-        </w:rPr>
-        <w:t xml:space="preserve">C)  100 + 5.76, 105 + 0.76, 110 + 4.24, 52.88 × 2, 211.52 ÷ 2</w:t>
-      </w:r>
-    </w:p>
-    <w:p>
-      <w:pPr>
-        <w:spacing w:after="40"/>
-        <w:ind w:left="420"/>
-      </w:pPr>
-      <w:r>
-        <w:rPr>
-          <w:sz w:val="20"/>
-          <w:szCs w:val="20"/>
-        </w:rPr>
-        <w:t xml:space="preserve">D)  100 + 5.76, 105 + 0.76, 110 − 4.24, 52.88 × 3, 211.52 ÷ 2</w:t>
-      </w:r>
-    </w:p>
-    <w:p>
-      <w:pPr>
-        <w:spacing w:after="20"/>
-      </w:pPr>
-      <w:r>
-        <w:t xml:space="preserve"/>
-      </w:r>
-    </w:p>
     <w:tbl>
       <w:tblPr>
-        <w:tblW w:type="pct" w:w="100%"/>
+        <w:tblW w:type="dxa" w:w="9360"/>
         <w:tblBorders>
           <w:top w:val="single" w:color="C7D2DD" w:sz="6"/>
           <w:left w:val="single" w:color="C7D2DD" w:sz="6"/>
           <w:bottom w:val="single" w:color="C7D2DD" w:sz="6"/>
           <w:right w:val="single" w:color="C7D2DD" w:sz="6"/>
-          <w:insideH w:val="single" w:color="auto" w:sz="4"/>
-          <w:insideV w:val="single" w:color="auto" w:sz="4"/>
+          <w:insideH w:val="single" w:color="C7D2DD" w:sz="6"/>
+          <w:insideV w:val="single" w:color="C7D2DD" w:sz="6"/>
         </w:tblBorders>
       </w:tblPr>
       <w:tblGrid>
-        <w:gridCol w:w="100"/>
+        <w:gridCol w:w="2800"/>
+        <w:gridCol w:w="3560"/>
+        <w:gridCol w:w="3000"/>
       </w:tblGrid>
       <w:tr>
-        <w:tc>
-          <w:tcPr>
+        <w:trPr>
+          <w:cantSplit/>
+          <w:tblHeader/>
+        </w:trPr>
+        <w:tc>
+          <w:tcPr>
+            <w:tcW w:type="dxa" w:w="2800"/>
+            <w:shd w:fill="EEF4F8" w:color="auto" w:val="clear"/>
+            <w:tcMar>
+              <w:top w:type="dxa" w:w="60"/>
+              <w:left w:type="dxa" w:w="100"/>
+              <w:bottom w:type="dxa" w:w="60"/>
+              <w:right w:type="dxa" w:w="100"/>
+            </w:tcMar>
+          </w:tcPr>
+          <w:p>
+            <w:pPr>
+              <w:spacing w:after="0"/>
+            </w:pPr>
+            <w:r>
+              <w:rPr>
+                <w:b/>
+                <w:bCs/>
+                <w:color w:val="12355B"/>
+                <w:sz w:val="16"/>
+                <w:szCs w:val="16"/>
+              </w:rPr>
+              <w:t xml:space="preserve">CORE PROBLEM / GIVEN REPRESENTATION</w:t>
+            </w:r>
+          </w:p>
+        </w:tc>
+        <w:tc>
+          <w:tcPr>
+            <w:tcW w:type="dxa" w:w="3560"/>
+            <w:shd w:fill="EEF4F8" w:color="auto" w:val="clear"/>
+            <w:tcMar>
+              <w:top w:type="dxa" w:w="60"/>
+              <w:left w:type="dxa" w:w="100"/>
+              <w:bottom w:type="dxa" w:w="60"/>
+              <w:right w:type="dxa" w:w="100"/>
+            </w:tcMar>
+          </w:tcPr>
+          <w:p>
+            <w:pPr>
+              <w:spacing w:after="0"/>
+            </w:pPr>
+            <w:r>
+              <w:rPr>
+                <w:b/>
+                <w:bCs/>
+                <w:color w:val="12355B"/>
+                <w:sz w:val="16"/>
+                <w:szCs w:val="16"/>
+              </w:rPr>
+              <w:t xml:space="preserve">WORKING SPACE / CALCULATION STEPS</w:t>
+            </w:r>
+          </w:p>
+        </w:tc>
+        <w:tc>
+          <w:tcPr>
+            <w:tcW w:type="dxa" w:w="3000"/>
             <w:shd w:fill="FBF3E2" w:color="auto" w:val="clear"/>
             <w:tcMar>
               <w:top w:type="dxa" w:w="60"/>
-              <w:left w:type="dxa" w:w="120"/>
+              <w:left w:type="dxa" w:w="100"/>
               <w:bottom w:type="dxa" w:w="60"/>
-              <w:right w:type="dxa" w:w="120"/>
-            </w:tcMar>
-          </w:tcPr>
-          <w:p>
-            <w:pPr>
-              <w:spacing w:after="0" w:line="320"/>
+              <w:right w:type="dxa" w:w="100"/>
+            </w:tcMar>
+          </w:tcPr>
+          <w:p>
+            <w:pPr>
+              <w:spacing w:after="0"/>
+            </w:pPr>
+            <w:r>
+              <w:rPr>
+                <w:b/>
+                <w:bCs/>
+                <w:color w:val="B97A12"/>
+                <w:sz w:val="16"/>
+                <w:szCs w:val="16"/>
+              </w:rPr>
+              <w:t xml:space="preserve">EXPLAIN YOUR REASONING</w:t>
+            </w:r>
+          </w:p>
+        </w:tc>
+      </w:tr>
+      <w:tr>
+        <w:trPr>
+          <w:cantSplit/>
+        </w:trPr>
+        <w:tc>
+          <w:tcPr>
+            <w:tcW w:type="dxa" w:w="2800"/>
+            <w:tcMar>
+              <w:top w:type="dxa" w:w="80"/>
+              <w:left w:type="dxa" w:w="100"/>
+              <w:bottom w:type="dxa" w:w="80"/>
+              <w:right w:type="dxa" w:w="100"/>
+            </w:tcMar>
+            <w:vAlign w:val="top"/>
+          </w:tcPr>
+          <w:p>
+            <w:pPr>
+              <w:spacing w:after="60"/>
+            </w:pPr>
+            <w:r>
+              <w:rPr>
+                <w:b/>
+                <w:bCs/>
+                <w:color w:val="12355B"/>
+                <w:sz w:val="21"/>
+                <w:szCs w:val="21"/>
+              </w:rPr>
+              <w:t xml:space="preserve">1.  </w:t>
+            </w:r>
+            <w:r>
+              <w:rPr>
+                <w:b/>
+                <w:bCs/>
+                <w:sz w:val="20"/>
+                <w:szCs w:val="20"/>
+              </w:rPr>
+              <w:t xml:space="preserve">Which set shows FIVE different correct decompositions of 105.76?</w:t>
+            </w:r>
+          </w:p>
+          <w:p>
+            <w:pPr>
+              <w:spacing w:after="30"/>
+              <w:ind w:left="180"/>
+            </w:pPr>
+            <w:r>
+              <w:rPr>
+                <w:sz w:val="19"/>
+                <w:szCs w:val="19"/>
+              </w:rPr>
+              <w:t xml:space="preserve">A)  100 + 5.76, 105 + 0.76, 110 − 4.24, 52.88 × 2, 211.52 ÷ 2</w:t>
+            </w:r>
+          </w:p>
+          <w:p>
+            <w:pPr>
+              <w:spacing w:after="30"/>
+              <w:ind w:left="180"/>
+            </w:pPr>
+            <w:r>
+              <w:rPr>
+                <w:sz w:val="19"/>
+                <w:szCs w:val="19"/>
+              </w:rPr>
+              <w:t xml:space="preserve">B)  100 + 5.76, 105 + 7.6, 110 − 4.24, 52.88 × 2, 211.52 ÷ 2</w:t>
+            </w:r>
+          </w:p>
+          <w:p>
+            <w:pPr>
+              <w:spacing w:after="30"/>
+              <w:ind w:left="180"/>
+            </w:pPr>
+            <w:r>
+              <w:rPr>
+                <w:sz w:val="19"/>
+                <w:szCs w:val="19"/>
+              </w:rPr>
+              <w:t xml:space="preserve">C)  100 + 5.76, 105 + 0.76, 110 + 4.24, 52.88 × 2, 211.52 ÷ 2</w:t>
+            </w:r>
+          </w:p>
+          <w:p>
+            <w:pPr>
+              <w:spacing w:after="30"/>
+              <w:ind w:left="180"/>
+            </w:pPr>
+            <w:r>
+              <w:rPr>
+                <w:sz w:val="19"/>
+                <w:szCs w:val="19"/>
+              </w:rPr>
+              <w:t xml:space="preserve">D)  100 + 5.76, 105 + 0.76, 110 − 4.24, 52.88 × 3, 211.52 ÷ 2</w:t>
+            </w:r>
+          </w:p>
+        </w:tc>
+        <w:tc>
+          <w:tcPr>
+            <w:tcW w:type="dxa" w:w="3560"/>
+            <w:tcMar>
+              <w:top w:type="dxa" w:w="80"/>
+              <w:left w:type="dxa" w:w="100"/>
+              <w:bottom w:type="dxa" w:w="80"/>
+              <w:right w:type="dxa" w:w="100"/>
+            </w:tcMar>
+            <w:vAlign w:val="top"/>
+          </w:tcPr>
+          <w:p>
+            <w:pPr>
+              <w:pBdr>
+                <w:bottom w:val="single" w:color="AFBECC" w:sz="6"/>
+              </w:pBdr>
+              <w:spacing w:after="30" w:before="150"/>
             </w:pPr>
             <w:r>
               <w:t xml:space="preserve"/>
@@ -2630,7 +3002,147 @@
           </w:p>
           <w:p>
             <w:pPr>
-              <w:spacing w:after="0" w:line="320"/>
+              <w:pBdr>
+                <w:bottom w:val="single" w:color="AFBECC" w:sz="6"/>
+              </w:pBdr>
+              <w:spacing w:after="30" w:before="150"/>
+            </w:pPr>
+            <w:r>
+              <w:t xml:space="preserve"/>
+            </w:r>
+          </w:p>
+          <w:p>
+            <w:pPr>
+              <w:pBdr>
+                <w:bottom w:val="single" w:color="AFBECC" w:sz="6"/>
+              </w:pBdr>
+              <w:spacing w:after="30" w:before="150"/>
+            </w:pPr>
+            <w:r>
+              <w:t xml:space="preserve"/>
+            </w:r>
+          </w:p>
+          <w:p>
+            <w:pPr>
+              <w:pBdr>
+                <w:bottom w:val="single" w:color="AFBECC" w:sz="6"/>
+              </w:pBdr>
+              <w:spacing w:after="30" w:before="150"/>
+            </w:pPr>
+            <w:r>
+              <w:t xml:space="preserve"/>
+            </w:r>
+          </w:p>
+        </w:tc>
+        <w:tc>
+          <w:tcPr>
+            <w:tcW w:type="dxa" w:w="3000"/>
+            <w:shd w:fill="FBF3E2" w:color="auto" w:val="clear"/>
+            <w:tcMar>
+              <w:top w:type="dxa" w:w="80"/>
+              <w:left w:type="dxa" w:w="100"/>
+              <w:bottom w:type="dxa" w:w="80"/>
+              <w:right w:type="dxa" w:w="100"/>
+            </w:tcMar>
+            <w:vAlign w:val="top"/>
+          </w:tcPr>
+          <w:p>
+            <w:pPr>
+              <w:spacing w:after="40"/>
+            </w:pPr>
+            <w:r>
+              <w:rPr>
+                <w:b/>
+                <w:bCs/>
+                <w:color w:val="12355B"/>
+                <w:sz w:val="19"/>
+                <w:szCs w:val="19"/>
+              </w:rPr>
+              <w:t xml:space="preserve">Because... </w:t>
+            </w:r>
+            <w:r>
+              <w:rPr>
+                <w:color w:val="AFBECC"/>
+                <w:sz w:val="19"/>
+                <w:szCs w:val="19"/>
+              </w:rPr>
+              <w:t xml:space="preserve">________________</w:t>
+            </w:r>
+          </w:p>
+          <w:p>
+            <w:pPr>
+              <w:pBdr>
+                <w:bottom w:val="single" w:color="AFBECC" w:sz="6"/>
+              </w:pBdr>
+              <w:spacing w:after="30" w:before="150"/>
+            </w:pPr>
+            <w:r>
+              <w:t xml:space="preserve"/>
+            </w:r>
+          </w:p>
+          <w:p>
+            <w:pPr>
+              <w:spacing w:after="40" w:before="80"/>
+            </w:pPr>
+            <w:r>
+              <w:rPr>
+                <w:b/>
+                <w:bCs/>
+                <w:color w:val="6B4FA0"/>
+                <w:sz w:val="19"/>
+                <w:szCs w:val="19"/>
+              </w:rPr>
+              <w:t xml:space="preserve">Although... </w:t>
+            </w:r>
+            <w:r>
+              <w:rPr>
+                <w:color w:val="AFBECC"/>
+                <w:sz w:val="19"/>
+                <w:szCs w:val="19"/>
+              </w:rPr>
+              <w:t xml:space="preserve">_______________</w:t>
+            </w:r>
+          </w:p>
+          <w:p>
+            <w:pPr>
+              <w:pBdr>
+                <w:bottom w:val="single" w:color="AFBECC" w:sz="6"/>
+              </w:pBdr>
+              <w:spacing w:after="30" w:before="150"/>
+            </w:pPr>
+            <w:r>
+              <w:t xml:space="preserve"/>
+            </w:r>
+          </w:p>
+          <w:p>
+            <w:pPr>
+              <w:spacing w:after="40" w:before="80"/>
+            </w:pPr>
+            <w:r>
+              <w:rPr>
+                <w:b/>
+                <w:bCs/>
+                <w:color w:val="1FA6A2"/>
+                <w:sz w:val="19"/>
+                <w:szCs w:val="19"/>
+              </w:rPr>
+              <w:t xml:space="preserve">Therefore... </w:t>
+            </w:r>
+            <w:r>
+              <w:rPr>
+                <w:color w:val="AFBECC"/>
+                <w:sz w:val="19"/>
+                <w:szCs w:val="19"/>
+              </w:rPr>
+              <w:t xml:space="preserve">______________</w:t>
+            </w:r>
+          </w:p>
+          <w:p>
+            <w:pPr>
+              <w:pBdr>
+                <w:bottom w:val="single" w:color="AFBECC" w:sz="6"/>
+              </w:pBdr>
+              <w:spacing w:after="30" w:before="150"/>
             </w:pPr>
             <w:r>
               <w:t xml:space="preserve"/>
@@ -2641,84 +3153,7 @@
     </w:tbl>
     <w:p>
       <w:pPr>
-        <w:keepNext/>
-        <w:spacing w:after="60" w:before="160"/>
-      </w:pPr>
-      <w:r>
-        <w:rPr>
-          <w:b/>
-          <w:bCs/>
-          <w:color w:val="12355B"/>
-          <w:sz w:val="22"/>
-          <w:szCs w:val="22"/>
-        </w:rPr>
-        <w:t xml:space="preserve">2.  </w:t>
-      </w:r>
-      <w:r>
-        <w:rPr>
-          <w:b/>
-          <w:bCs/>
-          <w:sz w:val="21"/>
-          <w:szCs w:val="21"/>
-        </w:rPr>
-        <w:t xml:space="preserve">Without computing the exact heights, order the three new buildings from shortest to tallest. (London: 5/6 of 540 m, Rio de Janeiro: 9/10 of 540 m, Tokyo: 6/5 of 540 m.)</w:t>
-      </w:r>
-    </w:p>
-    <w:p>
-      <w:pPr>
-        <w:spacing w:after="40"/>
-        <w:ind w:left="420"/>
-      </w:pPr>
-      <w:r>
-        <w:rPr>
-          <w:sz w:val="20"/>
-          <w:szCs w:val="20"/>
-        </w:rPr>
-        <w:t xml:space="preserve">A)  Rio de Janeiro, London, Tokyo</w:t>
-      </w:r>
-    </w:p>
-    <w:p>
-      <w:pPr>
-        <w:spacing w:after="40"/>
-        <w:ind w:left="420"/>
-      </w:pPr>
-      <w:r>
-        <w:rPr>
-          <w:sz w:val="20"/>
-          <w:szCs w:val="20"/>
-        </w:rPr>
-        <w:t xml:space="preserve">B)  Tokyo, Rio de Janeiro, London</w:t>
-      </w:r>
-    </w:p>
-    <w:p>
-      <w:pPr>
-        <w:spacing w:after="40"/>
-        <w:ind w:left="420"/>
-      </w:pPr>
-      <w:r>
-        <w:rPr>
-          <w:sz w:val="20"/>
-          <w:szCs w:val="20"/>
-        </w:rPr>
-        <w:t xml:space="preserve">C)  London, Tokyo, Rio de Janeiro</w:t>
-      </w:r>
-    </w:p>
-    <w:p>
-      <w:pPr>
-        <w:spacing w:after="40"/>
-        <w:ind w:left="420"/>
-      </w:pPr>
-      <w:r>
-        <w:rPr>
-          <w:sz w:val="20"/>
-          <w:szCs w:val="20"/>
-        </w:rPr>
-        <w:t xml:space="preserve">D)  London, Rio de Janeiro, Tokyo</w:t>
-      </w:r>
-    </w:p>
-    <w:p>
-      <w:pPr>
-        <w:spacing w:after="20"/>
+        <w:spacing w:after="80"/>
       </w:pPr>
       <w:r>
         <w:t xml:space="preserve"/>
@@ -2726,33 +3161,217 @@
     </w:p>
     <w:tbl>
       <w:tblPr>
-        <w:tblW w:type="pct" w:w="100%"/>
+        <w:tblW w:type="dxa" w:w="9360"/>
         <w:tblBorders>
           <w:top w:val="single" w:color="C7D2DD" w:sz="6"/>
           <w:left w:val="single" w:color="C7D2DD" w:sz="6"/>
           <w:bottom w:val="single" w:color="C7D2DD" w:sz="6"/>
           <w:right w:val="single" w:color="C7D2DD" w:sz="6"/>
-          <w:insideH w:val="single" w:color="auto" w:sz="4"/>
-          <w:insideV w:val="single" w:color="auto" w:sz="4"/>
+          <w:insideH w:val="single" w:color="C7D2DD" w:sz="6"/>
+          <w:insideV w:val="single" w:color="C7D2DD" w:sz="6"/>
         </w:tblBorders>
       </w:tblPr>
       <w:tblGrid>
-        <w:gridCol w:w="100"/>
+        <w:gridCol w:w="2800"/>
+        <w:gridCol w:w="3560"/>
+        <w:gridCol w:w="3000"/>
       </w:tblGrid>
       <w:tr>
-        <w:tc>
-          <w:tcPr>
+        <w:trPr>
+          <w:cantSplit/>
+          <w:tblHeader/>
+        </w:trPr>
+        <w:tc>
+          <w:tcPr>
+            <w:tcW w:type="dxa" w:w="2800"/>
+            <w:shd w:fill="EEF4F8" w:color="auto" w:val="clear"/>
+            <w:tcMar>
+              <w:top w:type="dxa" w:w="60"/>
+              <w:left w:type="dxa" w:w="100"/>
+              <w:bottom w:type="dxa" w:w="60"/>
+              <w:right w:type="dxa" w:w="100"/>
+            </w:tcMar>
+          </w:tcPr>
+          <w:p>
+            <w:pPr>
+              <w:spacing w:after="0"/>
+            </w:pPr>
+            <w:r>
+              <w:rPr>
+                <w:b/>
+                <w:bCs/>
+                <w:color w:val="12355B"/>
+                <w:sz w:val="16"/>
+                <w:szCs w:val="16"/>
+              </w:rPr>
+              <w:t xml:space="preserve">CORE PROBLEM / GIVEN REPRESENTATION</w:t>
+            </w:r>
+          </w:p>
+        </w:tc>
+        <w:tc>
+          <w:tcPr>
+            <w:tcW w:type="dxa" w:w="3560"/>
+            <w:shd w:fill="EEF4F8" w:color="auto" w:val="clear"/>
+            <w:tcMar>
+              <w:top w:type="dxa" w:w="60"/>
+              <w:left w:type="dxa" w:w="100"/>
+              <w:bottom w:type="dxa" w:w="60"/>
+              <w:right w:type="dxa" w:w="100"/>
+            </w:tcMar>
+          </w:tcPr>
+          <w:p>
+            <w:pPr>
+              <w:spacing w:after="0"/>
+            </w:pPr>
+            <w:r>
+              <w:rPr>
+                <w:b/>
+                <w:bCs/>
+                <w:color w:val="12355B"/>
+                <w:sz w:val="16"/>
+                <w:szCs w:val="16"/>
+              </w:rPr>
+              <w:t xml:space="preserve">WORKING SPACE / CALCULATION STEPS</w:t>
+            </w:r>
+          </w:p>
+        </w:tc>
+        <w:tc>
+          <w:tcPr>
+            <w:tcW w:type="dxa" w:w="3000"/>
             <w:shd w:fill="FBF3E2" w:color="auto" w:val="clear"/>
             <w:tcMar>
               <w:top w:type="dxa" w:w="60"/>
-              <w:left w:type="dxa" w:w="120"/>
+              <w:left w:type="dxa" w:w="100"/>
               <w:bottom w:type="dxa" w:w="60"/>
-              <w:right w:type="dxa" w:w="120"/>
-            </w:tcMar>
-          </w:tcPr>
-          <w:p>
-            <w:pPr>
-              <w:spacing w:after="0" w:line="320"/>
+              <w:right w:type="dxa" w:w="100"/>
+            </w:tcMar>
+          </w:tcPr>
+          <w:p>
+            <w:pPr>
+              <w:spacing w:after="0"/>
+            </w:pPr>
+            <w:r>
+              <w:rPr>
+                <w:b/>
+                <w:bCs/>
+                <w:color w:val="B97A12"/>
+                <w:sz w:val="16"/>
+                <w:szCs w:val="16"/>
+              </w:rPr>
+              <w:t xml:space="preserve">EXPLAIN YOUR REASONING</w:t>
+            </w:r>
+          </w:p>
+        </w:tc>
+      </w:tr>
+      <w:tr>
+        <w:trPr>
+          <w:cantSplit/>
+        </w:trPr>
+        <w:tc>
+          <w:tcPr>
+            <w:tcW w:type="dxa" w:w="2800"/>
+            <w:tcMar>
+              <w:top w:type="dxa" w:w="80"/>
+              <w:left w:type="dxa" w:w="100"/>
+              <w:bottom w:type="dxa" w:w="80"/>
+              <w:right w:type="dxa" w:w="100"/>
+            </w:tcMar>
+            <w:vAlign w:val="top"/>
+          </w:tcPr>
+          <w:p>
+            <w:pPr>
+              <w:spacing w:after="60"/>
+            </w:pPr>
+            <w:r>
+              <w:rPr>
+                <w:b/>
+                <w:bCs/>
+                <w:color w:val="12355B"/>
+                <w:sz w:val="21"/>
+                <w:szCs w:val="21"/>
+              </w:rPr>
+              <w:t xml:space="preserve">2.  </w:t>
+            </w:r>
+            <w:r>
+              <w:rPr>
+                <w:b/>
+                <w:bCs/>
+                <w:sz w:val="20"/>
+                <w:szCs w:val="20"/>
+              </w:rPr>
+              <w:t xml:space="preserve">Without computing the exact heights, order the three new buildings from shortest to tallest. (London: 5/6 of 540 m, Rio de Janeiro: 9/10 of 540 m, Tokyo: 6/5 of 540 m.)</w:t>
+            </w:r>
+          </w:p>
+          <w:p>
+            <w:pPr>
+              <w:spacing w:after="30"/>
+              <w:ind w:left="180"/>
+            </w:pPr>
+            <w:r>
+              <w:rPr>
+                <w:sz w:val="19"/>
+                <w:szCs w:val="19"/>
+              </w:rPr>
+              <w:t xml:space="preserve">A)  Rio de Janeiro, London, Tokyo</w:t>
+            </w:r>
+          </w:p>
+          <w:p>
+            <w:pPr>
+              <w:spacing w:after="30"/>
+              <w:ind w:left="180"/>
+            </w:pPr>
+            <w:r>
+              <w:rPr>
+                <w:sz w:val="19"/>
+                <w:szCs w:val="19"/>
+              </w:rPr>
+              <w:t xml:space="preserve">B)  Tokyo, Rio de Janeiro, London</w:t>
+            </w:r>
+          </w:p>
+          <w:p>
+            <w:pPr>
+              <w:spacing w:after="30"/>
+              <w:ind w:left="180"/>
+            </w:pPr>
+            <w:r>
+              <w:rPr>
+                <w:sz w:val="19"/>
+                <w:szCs w:val="19"/>
+              </w:rPr>
+              <w:t xml:space="preserve">C)  London, Tokyo, Rio de Janeiro</w:t>
+            </w:r>
+          </w:p>
+          <w:p>
+            <w:pPr>
+              <w:spacing w:after="30"/>
+              <w:ind w:left="180"/>
+            </w:pPr>
+            <w:r>
+              <w:rPr>
+                <w:sz w:val="19"/>
+                <w:szCs w:val="19"/>
+              </w:rPr>
+              <w:t xml:space="preserve">D)  London, Rio de Janeiro, Tokyo</w:t>
+            </w:r>
+          </w:p>
+        </w:tc>
+        <w:tc>
+          <w:tcPr>
+            <w:tcW w:type="dxa" w:w="3560"/>
+            <w:tcMar>
+              <w:top w:type="dxa" w:w="80"/>
+              <w:left w:type="dxa" w:w="100"/>
+              <w:bottom w:type="dxa" w:w="80"/>
+              <w:right w:type="dxa" w:w="100"/>
+            </w:tcMar>
+            <w:vAlign w:val="top"/>
+          </w:tcPr>
+          <w:p>
+            <w:pPr>
+              <w:pBdr>
+                <w:bottom w:val="single" w:color="AFBECC" w:sz="6"/>
+              </w:pBdr>
+              <w:spacing w:after="30" w:before="150"/>
             </w:pPr>
             <w:r>
               <w:t xml:space="preserve"/>
@@ -2760,7 +3379,147 @@
           </w:p>
           <w:p>
             <w:pPr>
-              <w:spacing w:after="0" w:line="320"/>
+              <w:pBdr>
+                <w:bottom w:val="single" w:color="AFBECC" w:sz="6"/>
+              </w:pBdr>
+              <w:spacing w:after="30" w:before="150"/>
+            </w:pPr>
+            <w:r>
+              <w:t xml:space="preserve"/>
+            </w:r>
+          </w:p>
+          <w:p>
+            <w:pPr>
+              <w:pBdr>
+                <w:bottom w:val="single" w:color="AFBECC" w:sz="6"/>
+              </w:pBdr>
+              <w:spacing w:after="30" w:before="150"/>
+            </w:pPr>
+            <w:r>
+              <w:t xml:space="preserve"/>
+            </w:r>
+          </w:p>
+          <w:p>
+            <w:pPr>
+              <w:pBdr>
+                <w:bottom w:val="single" w:color="AFBECC" w:sz="6"/>
+              </w:pBdr>
+              <w:spacing w:after="30" w:before="150"/>
+            </w:pPr>
+            <w:r>
+              <w:t xml:space="preserve"/>
+            </w:r>
+          </w:p>
+        </w:tc>
+        <w:tc>
+          <w:tcPr>
+            <w:tcW w:type="dxa" w:w="3000"/>
+            <w:shd w:fill="FBF3E2" w:color="auto" w:val="clear"/>
+            <w:tcMar>
+              <w:top w:type="dxa" w:w="80"/>
+              <w:left w:type="dxa" w:w="100"/>
+              <w:bottom w:type="dxa" w:w="80"/>
+              <w:right w:type="dxa" w:w="100"/>
+            </w:tcMar>
+            <w:vAlign w:val="top"/>
+          </w:tcPr>
+          <w:p>
+            <w:pPr>
+              <w:spacing w:after="40"/>
+            </w:pPr>
+            <w:r>
+              <w:rPr>
+                <w:b/>
+                <w:bCs/>
+                <w:color w:val="12355B"/>
+                <w:sz w:val="19"/>
+                <w:szCs w:val="19"/>
+              </w:rPr>
+              <w:t xml:space="preserve">Because... </w:t>
+            </w:r>
+            <w:r>
+              <w:rPr>
+                <w:color w:val="AFBECC"/>
+                <w:sz w:val="19"/>
+                <w:szCs w:val="19"/>
+              </w:rPr>
+              <w:t xml:space="preserve">________________</w:t>
+            </w:r>
+          </w:p>
+          <w:p>
+            <w:pPr>
+              <w:pBdr>
+                <w:bottom w:val="single" w:color="AFBECC" w:sz="6"/>
+              </w:pBdr>
+              <w:spacing w:after="30" w:before="150"/>
+            </w:pPr>
+            <w:r>
+              <w:t xml:space="preserve"/>
+            </w:r>
+          </w:p>
+          <w:p>
+            <w:pPr>
+              <w:spacing w:after="40" w:before="80"/>
+            </w:pPr>
+            <w:r>
+              <w:rPr>
+                <w:b/>
+                <w:bCs/>
+                <w:color w:val="6B4FA0"/>
+                <w:sz w:val="19"/>
+                <w:szCs w:val="19"/>
+              </w:rPr>
+              <w:t xml:space="preserve">Although... </w:t>
+            </w:r>
+            <w:r>
+              <w:rPr>
+                <w:color w:val="AFBECC"/>
+                <w:sz w:val="19"/>
+                <w:szCs w:val="19"/>
+              </w:rPr>
+              <w:t xml:space="preserve">_______________</w:t>
+            </w:r>
+          </w:p>
+          <w:p>
+            <w:pPr>
+              <w:pBdr>
+                <w:bottom w:val="single" w:color="AFBECC" w:sz="6"/>
+              </w:pBdr>
+              <w:spacing w:after="30" w:before="150"/>
+            </w:pPr>
+            <w:r>
+              <w:t xml:space="preserve"/>
+            </w:r>
+          </w:p>
+          <w:p>
+            <w:pPr>
+              <w:spacing w:after="40" w:before="80"/>
+            </w:pPr>
+            <w:r>
+              <w:rPr>
+                <w:b/>
+                <w:bCs/>
+                <w:color w:val="1FA6A2"/>
+                <w:sz w:val="19"/>
+                <w:szCs w:val="19"/>
+              </w:rPr>
+              <w:t xml:space="preserve">Therefore... </w:t>
+            </w:r>
+            <w:r>
+              <w:rPr>
+                <w:color w:val="AFBECC"/>
+                <w:sz w:val="19"/>
+                <w:szCs w:val="19"/>
+              </w:rPr>
+              <w:t xml:space="preserve">______________</w:t>
+            </w:r>
+          </w:p>
+          <w:p>
+            <w:pPr>
+              <w:pBdr>
+                <w:bottom w:val="single" w:color="AFBECC" w:sz="6"/>
+              </w:pBdr>
+              <w:spacing w:after="30" w:before="150"/>
             </w:pPr>
             <w:r>
               <w:t xml:space="preserve"/>
@@ -2771,58 +3530,173 @@
     </w:tbl>
     <w:p>
       <w:pPr>
-        <w:keepNext/>
-        <w:spacing w:after="60" w:before="160"/>
-      </w:pPr>
-      <w:r>
-        <w:rPr>
-          <w:b/>
-          <w:bCs/>
-          <w:color w:val="12355B"/>
-          <w:sz w:val="22"/>
-          <w:szCs w:val="22"/>
-        </w:rPr>
-        <w:t xml:space="preserve">3.  </w:t>
-      </w:r>
-      <w:r>
-        <w:rPr>
-          <w:b/>
-          <w:bCs/>
-          <w:sz w:val="21"/>
-          <w:szCs w:val="21"/>
-        </w:rPr>
-        <w:t xml:space="preserve">A classmate says, "In math, only the final answer matters." Using this lesson, write what you would say back.</w:t>
+        <w:spacing w:after="80"/>
+      </w:pPr>
+      <w:r>
+        <w:t xml:space="preserve"/>
       </w:r>
     </w:p>
     <w:tbl>
       <w:tblPr>
-        <w:tblW w:type="pct" w:w="100%"/>
+        <w:tblW w:type="dxa" w:w="9360"/>
         <w:tblBorders>
           <w:top w:val="single" w:color="C7D2DD" w:sz="6"/>
           <w:left w:val="single" w:color="C7D2DD" w:sz="6"/>
           <w:bottom w:val="single" w:color="C7D2DD" w:sz="6"/>
           <w:right w:val="single" w:color="C7D2DD" w:sz="6"/>
-          <w:insideH w:val="single" w:color="auto" w:sz="4"/>
-          <w:insideV w:val="single" w:color="auto" w:sz="4"/>
+          <w:insideH w:val="single" w:color="C7D2DD" w:sz="6"/>
+          <w:insideV w:val="single" w:color="C7D2DD" w:sz="6"/>
         </w:tblBorders>
       </w:tblPr>
       <w:tblGrid>
-        <w:gridCol w:w="100"/>
+        <w:gridCol w:w="2800"/>
+        <w:gridCol w:w="3560"/>
+        <w:gridCol w:w="3000"/>
       </w:tblGrid>
       <w:tr>
-        <w:tc>
-          <w:tcPr>
+        <w:trPr>
+          <w:cantSplit/>
+          <w:tblHeader/>
+        </w:trPr>
+        <w:tc>
+          <w:tcPr>
+            <w:tcW w:type="dxa" w:w="2800"/>
+            <w:shd w:fill="EEF4F8" w:color="auto" w:val="clear"/>
+            <w:tcMar>
+              <w:top w:type="dxa" w:w="60"/>
+              <w:left w:type="dxa" w:w="100"/>
+              <w:bottom w:type="dxa" w:w="60"/>
+              <w:right w:type="dxa" w:w="100"/>
+            </w:tcMar>
+          </w:tcPr>
+          <w:p>
+            <w:pPr>
+              <w:spacing w:after="0"/>
+            </w:pPr>
+            <w:r>
+              <w:rPr>
+                <w:b/>
+                <w:bCs/>
+                <w:color w:val="12355B"/>
+                <w:sz w:val="16"/>
+                <w:szCs w:val="16"/>
+              </w:rPr>
+              <w:t xml:space="preserve">CORE PROBLEM / GIVEN REPRESENTATION</w:t>
+            </w:r>
+          </w:p>
+        </w:tc>
+        <w:tc>
+          <w:tcPr>
+            <w:tcW w:type="dxa" w:w="3560"/>
+            <w:shd w:fill="EEF4F8" w:color="auto" w:val="clear"/>
+            <w:tcMar>
+              <w:top w:type="dxa" w:w="60"/>
+              <w:left w:type="dxa" w:w="100"/>
+              <w:bottom w:type="dxa" w:w="60"/>
+              <w:right w:type="dxa" w:w="100"/>
+            </w:tcMar>
+          </w:tcPr>
+          <w:p>
+            <w:pPr>
+              <w:spacing w:after="0"/>
+            </w:pPr>
+            <w:r>
+              <w:rPr>
+                <w:b/>
+                <w:bCs/>
+                <w:color w:val="12355B"/>
+                <w:sz w:val="16"/>
+                <w:szCs w:val="16"/>
+              </w:rPr>
+              <w:t xml:space="preserve">WORKING SPACE / CALCULATION STEPS</w:t>
+            </w:r>
+          </w:p>
+        </w:tc>
+        <w:tc>
+          <w:tcPr>
+            <w:tcW w:type="dxa" w:w="3000"/>
             <w:shd w:fill="FBF3E2" w:color="auto" w:val="clear"/>
             <w:tcMar>
               <w:top w:type="dxa" w:w="60"/>
-              <w:left w:type="dxa" w:w="120"/>
+              <w:left w:type="dxa" w:w="100"/>
               <w:bottom w:type="dxa" w:w="60"/>
-              <w:right w:type="dxa" w:w="120"/>
-            </w:tcMar>
-          </w:tcPr>
-          <w:p>
-            <w:pPr>
-              <w:spacing w:after="0" w:line="320"/>
+              <w:right w:type="dxa" w:w="100"/>
+            </w:tcMar>
+          </w:tcPr>
+          <w:p>
+            <w:pPr>
+              <w:spacing w:after="0"/>
+            </w:pPr>
+            <w:r>
+              <w:rPr>
+                <w:b/>
+                <w:bCs/>
+                <w:color w:val="B97A12"/>
+                <w:sz w:val="16"/>
+                <w:szCs w:val="16"/>
+              </w:rPr>
+              <w:t xml:space="preserve">EXPLAIN YOUR REASONING</w:t>
+            </w:r>
+          </w:p>
+        </w:tc>
+      </w:tr>
+      <w:tr>
+        <w:trPr>
+          <w:cantSplit/>
+        </w:trPr>
+        <w:tc>
+          <w:tcPr>
+            <w:tcW w:type="dxa" w:w="2800"/>
+            <w:tcMar>
+              <w:top w:type="dxa" w:w="80"/>
+              <w:left w:type="dxa" w:w="100"/>
+              <w:bottom w:type="dxa" w:w="80"/>
+              <w:right w:type="dxa" w:w="100"/>
+            </w:tcMar>
+            <w:vAlign w:val="top"/>
+          </w:tcPr>
+          <w:p>
+            <w:pPr>
+              <w:spacing w:after="60"/>
+            </w:pPr>
+            <w:r>
+              <w:rPr>
+                <w:b/>
+                <w:bCs/>
+                <w:color w:val="12355B"/>
+                <w:sz w:val="21"/>
+                <w:szCs w:val="21"/>
+              </w:rPr>
+              <w:t xml:space="preserve">3.  </w:t>
+            </w:r>
+            <w:r>
+              <w:rPr>
+                <w:b/>
+                <w:bCs/>
+                <w:sz w:val="20"/>
+                <w:szCs w:val="20"/>
+              </w:rPr>
+              <w:t xml:space="preserve">A classmate says, "In math, only the final answer matters." Using this lesson, write what you would say back.</w:t>
+            </w:r>
+          </w:p>
+        </w:tc>
+        <w:tc>
+          <w:tcPr>
+            <w:tcW w:type="dxa" w:w="3560"/>
+            <w:tcMar>
+              <w:top w:type="dxa" w:w="80"/>
+              <w:left w:type="dxa" w:w="100"/>
+              <w:bottom w:type="dxa" w:w="80"/>
+              <w:right w:type="dxa" w:w="100"/>
+            </w:tcMar>
+            <w:vAlign w:val="top"/>
+          </w:tcPr>
+          <w:p>
+            <w:pPr>
+              <w:pBdr>
+                <w:bottom w:val="single" w:color="AFBECC" w:sz="6"/>
+              </w:pBdr>
+              <w:spacing w:after="30" w:before="150"/>
             </w:pPr>
             <w:r>
               <w:t xml:space="preserve"/>
@@ -2830,7 +3704,10 @@
           </w:p>
           <w:p>
             <w:pPr>
-              <w:spacing w:after="0" w:line="320"/>
+              <w:pBdr>
+                <w:bottom w:val="single" w:color="AFBECC" w:sz="6"/>
+              </w:pBdr>
+              <w:spacing w:after="30" w:before="150"/>
             </w:pPr>
             <w:r>
               <w:t xml:space="preserve"/>
@@ -2838,7 +3715,10 @@
           </w:p>
           <w:p>
             <w:pPr>
-              <w:spacing w:after="0" w:line="320"/>
+              <w:pBdr>
+                <w:bottom w:val="single" w:color="AFBECC" w:sz="6"/>
+              </w:pBdr>
+              <w:spacing w:after="30" w:before="150"/>
             </w:pPr>
             <w:r>
               <w:t xml:space="preserve"/>
@@ -2846,7 +3726,125 @@
           </w:p>
           <w:p>
             <w:pPr>
-              <w:spacing w:after="0" w:line="320"/>
+              <w:pBdr>
+                <w:bottom w:val="single" w:color="AFBECC" w:sz="6"/>
+              </w:pBdr>
+              <w:spacing w:after="30" w:before="150"/>
+            </w:pPr>
+            <w:r>
+              <w:t xml:space="preserve"/>
+            </w:r>
+          </w:p>
+        </w:tc>
+        <w:tc>
+          <w:tcPr>
+            <w:tcW w:type="dxa" w:w="3000"/>
+            <w:shd w:fill="FBF3E2" w:color="auto" w:val="clear"/>
+            <w:tcMar>
+              <w:top w:type="dxa" w:w="80"/>
+              <w:left w:type="dxa" w:w="100"/>
+              <w:bottom w:type="dxa" w:w="80"/>
+              <w:right w:type="dxa" w:w="100"/>
+            </w:tcMar>
+            <w:vAlign w:val="top"/>
+          </w:tcPr>
+          <w:p>
+            <w:pPr>
+              <w:spacing w:after="40"/>
+            </w:pPr>
+            <w:r>
+              <w:rPr>
+                <w:b/>
+                <w:bCs/>
+                <w:color w:val="12355B"/>
+                <w:sz w:val="19"/>
+                <w:szCs w:val="19"/>
+              </w:rPr>
+              <w:t xml:space="preserve">Because... </w:t>
+            </w:r>
+            <w:r>
+              <w:rPr>
+                <w:color w:val="AFBECC"/>
+                <w:sz w:val="19"/>
+                <w:szCs w:val="19"/>
+              </w:rPr>
+              <w:t xml:space="preserve">________________</w:t>
+            </w:r>
+          </w:p>
+          <w:p>
+            <w:pPr>
+              <w:pBdr>
+                <w:bottom w:val="single" w:color="AFBECC" w:sz="6"/>
+              </w:pBdr>
+              <w:spacing w:after="30" w:before="150"/>
+            </w:pPr>
+            <w:r>
+              <w:t xml:space="preserve"/>
+            </w:r>
+          </w:p>
+          <w:p>
+            <w:pPr>
+              <w:spacing w:after="40" w:before="80"/>
+            </w:pPr>
+            <w:r>
+              <w:rPr>
+                <w:b/>
+                <w:bCs/>
+                <w:color w:val="6B4FA0"/>
+                <w:sz w:val="19"/>
+                <w:szCs w:val="19"/>
+              </w:rPr>
+              <w:t xml:space="preserve">Although... </w:t>
+            </w:r>
+            <w:r>
+              <w:rPr>
+                <w:color w:val="AFBECC"/>
+                <w:sz w:val="19"/>
+                <w:szCs w:val="19"/>
+              </w:rPr>
+              <w:t xml:space="preserve">_______________</w:t>
+            </w:r>
+          </w:p>
+          <w:p>
+            <w:pPr>
+              <w:pBdr>
+                <w:bottom w:val="single" w:color="AFBECC" w:sz="6"/>
+              </w:pBdr>
+              <w:spacing w:after="30" w:before="150"/>
+            </w:pPr>
+            <w:r>
+              <w:t xml:space="preserve"/>
+            </w:r>
+          </w:p>
+          <w:p>
+            <w:pPr>
+              <w:spacing w:after="40" w:before="80"/>
+            </w:pPr>
+            <w:r>
+              <w:rPr>
+                <w:b/>
+                <w:bCs/>
+                <w:color w:val="1FA6A2"/>
+                <w:sz w:val="19"/>
+                <w:szCs w:val="19"/>
+              </w:rPr>
+              <w:t xml:space="preserve">Therefore... </w:t>
+            </w:r>
+            <w:r>
+              <w:rPr>
+                <w:color w:val="AFBECC"/>
+                <w:sz w:val="19"/>
+                <w:szCs w:val="19"/>
+              </w:rPr>
+              <w:t xml:space="preserve">______________</w:t>
+            </w:r>
+          </w:p>
+          <w:p>
+            <w:pPr>
+              <w:pBdr>
+                <w:bottom w:val="single" w:color="AFBECC" w:sz="6"/>
+              </w:pBdr>
+              <w:spacing w:after="30" w:before="150"/>
             </w:pPr>
             <w:r>
               <w:t xml:space="preserve"/>
@@ -2857,58 +3855,173 @@
     </w:tbl>
     <w:p>
       <w:pPr>
-        <w:keepNext/>
-        <w:spacing w:after="60" w:before="160"/>
-      </w:pPr>
-      <w:r>
-        <w:rPr>
-          <w:b/>
-          <w:bCs/>
-          <w:color w:val="12355B"/>
-          <w:sz w:val="22"/>
-          <w:szCs w:val="22"/>
-        </w:rPr>
-        <w:t xml:space="preserve">4.  </w:t>
-      </w:r>
-      <w:r>
-        <w:rPr>
-          <w:b/>
-          <w:bCs/>
-          <w:sz w:val="21"/>
-          <w:szCs w:val="21"/>
-        </w:rPr>
-        <w:t xml:space="preserve">Write your own Comparing Walks problem: describe three people using only relationships (shorter than, longer than), so a reader can put them in order without any exact distances. Then give one set of values that fits.</w:t>
+        <w:spacing w:after="80"/>
+      </w:pPr>
+      <w:r>
+        <w:t xml:space="preserve"/>
       </w:r>
     </w:p>
     <w:tbl>
       <w:tblPr>
-        <w:tblW w:type="pct" w:w="100%"/>
+        <w:tblW w:type="dxa" w:w="9360"/>
         <w:tblBorders>
           <w:top w:val="single" w:color="C7D2DD" w:sz="6"/>
           <w:left w:val="single" w:color="C7D2DD" w:sz="6"/>
           <w:bottom w:val="single" w:color="C7D2DD" w:sz="6"/>
           <w:right w:val="single" w:color="C7D2DD" w:sz="6"/>
-          <w:insideH w:val="single" w:color="auto" w:sz="4"/>
-          <w:insideV w:val="single" w:color="auto" w:sz="4"/>
+          <w:insideH w:val="single" w:color="C7D2DD" w:sz="6"/>
+          <w:insideV w:val="single" w:color="C7D2DD" w:sz="6"/>
         </w:tblBorders>
       </w:tblPr>
       <w:tblGrid>
-        <w:gridCol w:w="100"/>
+        <w:gridCol w:w="2800"/>
+        <w:gridCol w:w="3560"/>
+        <w:gridCol w:w="3000"/>
       </w:tblGrid>
       <w:tr>
-        <w:tc>
-          <w:tcPr>
+        <w:trPr>
+          <w:cantSplit/>
+          <w:tblHeader/>
+        </w:trPr>
+        <w:tc>
+          <w:tcPr>
+            <w:tcW w:type="dxa" w:w="2800"/>
+            <w:shd w:fill="EEF4F8" w:color="auto" w:val="clear"/>
+            <w:tcMar>
+              <w:top w:type="dxa" w:w="60"/>
+              <w:left w:type="dxa" w:w="100"/>
+              <w:bottom w:type="dxa" w:w="60"/>
+              <w:right w:type="dxa" w:w="100"/>
+            </w:tcMar>
+          </w:tcPr>
+          <w:p>
+            <w:pPr>
+              <w:spacing w:after="0"/>
+            </w:pPr>
+            <w:r>
+              <w:rPr>
+                <w:b/>
+                <w:bCs/>
+                <w:color w:val="12355B"/>
+                <w:sz w:val="16"/>
+                <w:szCs w:val="16"/>
+              </w:rPr>
+              <w:t xml:space="preserve">CORE PROBLEM / GIVEN REPRESENTATION</w:t>
+            </w:r>
+          </w:p>
+        </w:tc>
+        <w:tc>
+          <w:tcPr>
+            <w:tcW w:type="dxa" w:w="3560"/>
+            <w:shd w:fill="EEF4F8" w:color="auto" w:val="clear"/>
+            <w:tcMar>
+              <w:top w:type="dxa" w:w="60"/>
+              <w:left w:type="dxa" w:w="100"/>
+              <w:bottom w:type="dxa" w:w="60"/>
+              <w:right w:type="dxa" w:w="100"/>
+            </w:tcMar>
+          </w:tcPr>
+          <w:p>
+            <w:pPr>
+              <w:spacing w:after="0"/>
+            </w:pPr>
+            <w:r>
+              <w:rPr>
+                <w:b/>
+                <w:bCs/>
+                <w:color w:val="12355B"/>
+                <w:sz w:val="16"/>
+                <w:szCs w:val="16"/>
+              </w:rPr>
+              <w:t xml:space="preserve">WORKING SPACE / CALCULATION STEPS</w:t>
+            </w:r>
+          </w:p>
+        </w:tc>
+        <w:tc>
+          <w:tcPr>
+            <w:tcW w:type="dxa" w:w="3000"/>
             <w:shd w:fill="FBF3E2" w:color="auto" w:val="clear"/>
             <w:tcMar>
               <w:top w:type="dxa" w:w="60"/>
-              <w:left w:type="dxa" w:w="120"/>
+              <w:left w:type="dxa" w:w="100"/>
               <w:bottom w:type="dxa" w:w="60"/>
-              <w:right w:type="dxa" w:w="120"/>
-            </w:tcMar>
-          </w:tcPr>
-          <w:p>
-            <w:pPr>
-              <w:spacing w:after="0" w:line="320"/>
+              <w:right w:type="dxa" w:w="100"/>
+            </w:tcMar>
+          </w:tcPr>
+          <w:p>
+            <w:pPr>
+              <w:spacing w:after="0"/>
+            </w:pPr>
+            <w:r>
+              <w:rPr>
+                <w:b/>
+                <w:bCs/>
+                <w:color w:val="B97A12"/>
+                <w:sz w:val="16"/>
+                <w:szCs w:val="16"/>
+              </w:rPr>
+              <w:t xml:space="preserve">EXPLAIN YOUR REASONING</w:t>
+            </w:r>
+          </w:p>
+        </w:tc>
+      </w:tr>
+      <w:tr>
+        <w:trPr>
+          <w:cantSplit/>
+        </w:trPr>
+        <w:tc>
+          <w:tcPr>
+            <w:tcW w:type="dxa" w:w="2800"/>
+            <w:tcMar>
+              <w:top w:type="dxa" w:w="80"/>
+              <w:left w:type="dxa" w:w="100"/>
+              <w:bottom w:type="dxa" w:w="80"/>
+              <w:right w:type="dxa" w:w="100"/>
+            </w:tcMar>
+            <w:vAlign w:val="top"/>
+          </w:tcPr>
+          <w:p>
+            <w:pPr>
+              <w:spacing w:after="60"/>
+            </w:pPr>
+            <w:r>
+              <w:rPr>
+                <w:b/>
+                <w:bCs/>
+                <w:color w:val="12355B"/>
+                <w:sz w:val="21"/>
+                <w:szCs w:val="21"/>
+              </w:rPr>
+              <w:t xml:space="preserve">4.  </w:t>
+            </w:r>
+            <w:r>
+              <w:rPr>
+                <w:b/>
+                <w:bCs/>
+                <w:sz w:val="20"/>
+                <w:szCs w:val="20"/>
+              </w:rPr>
+              <w:t xml:space="preserve">Write your own Comparing Walks problem: describe three people using only relationships (shorter than, longer than), so a reader can put them in order without any exact distances. Then give one set of values that fits.</w:t>
+            </w:r>
+          </w:p>
+        </w:tc>
+        <w:tc>
+          <w:tcPr>
+            <w:tcW w:type="dxa" w:w="3560"/>
+            <w:tcMar>
+              <w:top w:type="dxa" w:w="80"/>
+              <w:left w:type="dxa" w:w="100"/>
+              <w:bottom w:type="dxa" w:w="80"/>
+              <w:right w:type="dxa" w:w="100"/>
+            </w:tcMar>
+            <w:vAlign w:val="top"/>
+          </w:tcPr>
+          <w:p>
+            <w:pPr>
+              <w:pBdr>
+                <w:bottom w:val="single" w:color="AFBECC" w:sz="6"/>
+              </w:pBdr>
+              <w:spacing w:after="30" w:before="150"/>
             </w:pPr>
             <w:r>
               <w:t xml:space="preserve"/>
@@ -2916,7 +4029,10 @@
           </w:p>
           <w:p>
             <w:pPr>
-              <w:spacing w:after="0" w:line="320"/>
+              <w:pBdr>
+                <w:bottom w:val="single" w:color="AFBECC" w:sz="6"/>
+              </w:pBdr>
+              <w:spacing w:after="30" w:before="150"/>
             </w:pPr>
             <w:r>
               <w:t xml:space="preserve"/>
@@ -2924,7 +4040,10 @@
           </w:p>
           <w:p>
             <w:pPr>
-              <w:spacing w:after="0" w:line="320"/>
+              <w:pBdr>
+                <w:bottom w:val="single" w:color="AFBECC" w:sz="6"/>
+              </w:pBdr>
+              <w:spacing w:after="30" w:before="150"/>
             </w:pPr>
             <w:r>
               <w:t xml:space="preserve"/>
@@ -2932,7 +4051,125 @@
           </w:p>
           <w:p>
             <w:pPr>
-              <w:spacing w:after="0" w:line="320"/>
+              <w:pBdr>
+                <w:bottom w:val="single" w:color="AFBECC" w:sz="6"/>
+              </w:pBdr>
+              <w:spacing w:after="30" w:before="150"/>
+            </w:pPr>
+            <w:r>
+              <w:t xml:space="preserve"/>
+            </w:r>
+          </w:p>
+        </w:tc>
+        <w:tc>
+          <w:tcPr>
+            <w:tcW w:type="dxa" w:w="3000"/>
+            <w:shd w:fill="FBF3E2" w:color="auto" w:val="clear"/>
+            <w:tcMar>
+              <w:top w:type="dxa" w:w="80"/>
+              <w:left w:type="dxa" w:w="100"/>
+              <w:bottom w:type="dxa" w:w="80"/>
+              <w:right w:type="dxa" w:w="100"/>
+            </w:tcMar>
+            <w:vAlign w:val="top"/>
+          </w:tcPr>
+          <w:p>
+            <w:pPr>
+              <w:spacing w:after="40"/>
+            </w:pPr>
+            <w:r>
+              <w:rPr>
+                <w:b/>
+                <w:bCs/>
+                <w:color w:val="12355B"/>
+                <w:sz w:val="19"/>
+                <w:szCs w:val="19"/>
+              </w:rPr>
+              <w:t xml:space="preserve">Because... </w:t>
+            </w:r>
+            <w:r>
+              <w:rPr>
+                <w:color w:val="AFBECC"/>
+                <w:sz w:val="19"/>
+                <w:szCs w:val="19"/>
+              </w:rPr>
+              <w:t xml:space="preserve">________________</w:t>
+            </w:r>
+          </w:p>
+          <w:p>
+            <w:pPr>
+              <w:pBdr>
+                <w:bottom w:val="single" w:color="AFBECC" w:sz="6"/>
+              </w:pBdr>
+              <w:spacing w:after="30" w:before="150"/>
+            </w:pPr>
+            <w:r>
+              <w:t xml:space="preserve"/>
+            </w:r>
+          </w:p>
+          <w:p>
+            <w:pPr>
+              <w:spacing w:after="40" w:before="80"/>
+            </w:pPr>
+            <w:r>
+              <w:rPr>
+                <w:b/>
+                <w:bCs/>
+                <w:color w:val="6B4FA0"/>
+                <w:sz w:val="19"/>
+                <w:szCs w:val="19"/>
+              </w:rPr>
+              <w:t xml:space="preserve">Although... </w:t>
+            </w:r>
+            <w:r>
+              <w:rPr>
+                <w:color w:val="AFBECC"/>
+                <w:sz w:val="19"/>
+                <w:szCs w:val="19"/>
+              </w:rPr>
+              <w:t xml:space="preserve">_______________</w:t>
+            </w:r>
+          </w:p>
+          <w:p>
+            <w:pPr>
+              <w:pBdr>
+                <w:bottom w:val="single" w:color="AFBECC" w:sz="6"/>
+              </w:pBdr>
+              <w:spacing w:after="30" w:before="150"/>
+            </w:pPr>
+            <w:r>
+              <w:t xml:space="preserve"/>
+            </w:r>
+          </w:p>
+          <w:p>
+            <w:pPr>
+              <w:spacing w:after="40" w:before="80"/>
+            </w:pPr>
+            <w:r>
+              <w:rPr>
+                <w:b/>
+                <w:bCs/>
+                <w:color w:val="1FA6A2"/>
+                <w:sz w:val="19"/>
+                <w:szCs w:val="19"/>
+              </w:rPr>
+              <w:t xml:space="preserve">Therefore... </w:t>
+            </w:r>
+            <w:r>
+              <w:rPr>
+                <w:color w:val="AFBECC"/>
+                <w:sz w:val="19"/>
+                <w:szCs w:val="19"/>
+              </w:rPr>
+              <w:t xml:space="preserve">______________</w:t>
+            </w:r>
+          </w:p>
+          <w:p>
+            <w:pPr>
+              <w:pBdr>
+                <w:bottom w:val="single" w:color="AFBECC" w:sz="6"/>
+              </w:pBdr>
+              <w:spacing w:after="30" w:before="150"/>
             </w:pPr>
             <w:r>
               <w:t xml:space="preserve"/>
@@ -2943,58 +4180,173 @@
     </w:tbl>
     <w:p>
       <w:pPr>
-        <w:keepNext/>
-        <w:spacing w:after="60" w:before="160"/>
-      </w:pPr>
-      <w:r>
-        <w:rPr>
-          <w:b/>
-          <w:bCs/>
-          <w:color w:val="12355B"/>
-          <w:sz w:val="22"/>
-          <w:szCs w:val="22"/>
-        </w:rPr>
-        <w:t xml:space="preserve">5.  </w:t>
-      </w:r>
-      <w:r>
-        <w:rPr>
-          <w:b/>
-          <w:bCs/>
-          <w:sz w:val="21"/>
-          <w:szCs w:val="21"/>
-        </w:rPr>
-        <w:t xml:space="preserve">Apply — City Blocks. A city block has 12 buildings. The block to the north is planned to hold 2/3 as many buildings, and the block to the east is planned to hold 3/2 as many. WITHOUT computing, say which block will hold the most buildings and how you know. Then find the number of buildings on each block and check that your answers make sense.</w:t>
+        <w:spacing w:after="80"/>
+      </w:pPr>
+      <w:r>
+        <w:t xml:space="preserve"/>
       </w:r>
     </w:p>
     <w:tbl>
       <w:tblPr>
-        <w:tblW w:type="pct" w:w="100%"/>
+        <w:tblW w:type="dxa" w:w="9360"/>
         <w:tblBorders>
           <w:top w:val="single" w:color="C7D2DD" w:sz="6"/>
           <w:left w:val="single" w:color="C7D2DD" w:sz="6"/>
           <w:bottom w:val="single" w:color="C7D2DD" w:sz="6"/>
           <w:right w:val="single" w:color="C7D2DD" w:sz="6"/>
-          <w:insideH w:val="single" w:color="auto" w:sz="4"/>
-          <w:insideV w:val="single" w:color="auto" w:sz="4"/>
+          <w:insideH w:val="single" w:color="C7D2DD" w:sz="6"/>
+          <w:insideV w:val="single" w:color="C7D2DD" w:sz="6"/>
         </w:tblBorders>
       </w:tblPr>
       <w:tblGrid>
-        <w:gridCol w:w="100"/>
+        <w:gridCol w:w="2800"/>
+        <w:gridCol w:w="3560"/>
+        <w:gridCol w:w="3000"/>
       </w:tblGrid>
       <w:tr>
-        <w:tc>
-          <w:tcPr>
+        <w:trPr>
+          <w:cantSplit/>
+          <w:tblHeader/>
+        </w:trPr>
+        <w:tc>
+          <w:tcPr>
+            <w:tcW w:type="dxa" w:w="2800"/>
+            <w:shd w:fill="EEF4F8" w:color="auto" w:val="clear"/>
+            <w:tcMar>
+              <w:top w:type="dxa" w:w="60"/>
+              <w:left w:type="dxa" w:w="100"/>
+              <w:bottom w:type="dxa" w:w="60"/>
+              <w:right w:type="dxa" w:w="100"/>
+            </w:tcMar>
+          </w:tcPr>
+          <w:p>
+            <w:pPr>
+              <w:spacing w:after="0"/>
+            </w:pPr>
+            <w:r>
+              <w:rPr>
+                <w:b/>
+                <w:bCs/>
+                <w:color w:val="12355B"/>
+                <w:sz w:val="16"/>
+                <w:szCs w:val="16"/>
+              </w:rPr>
+              <w:t xml:space="preserve">CORE PROBLEM / GIVEN REPRESENTATION</w:t>
+            </w:r>
+          </w:p>
+        </w:tc>
+        <w:tc>
+          <w:tcPr>
+            <w:tcW w:type="dxa" w:w="3560"/>
+            <w:shd w:fill="EEF4F8" w:color="auto" w:val="clear"/>
+            <w:tcMar>
+              <w:top w:type="dxa" w:w="60"/>
+              <w:left w:type="dxa" w:w="100"/>
+              <w:bottom w:type="dxa" w:w="60"/>
+              <w:right w:type="dxa" w:w="100"/>
+            </w:tcMar>
+          </w:tcPr>
+          <w:p>
+            <w:pPr>
+              <w:spacing w:after="0"/>
+            </w:pPr>
+            <w:r>
+              <w:rPr>
+                <w:b/>
+                <w:bCs/>
+                <w:color w:val="12355B"/>
+                <w:sz w:val="16"/>
+                <w:szCs w:val="16"/>
+              </w:rPr>
+              <w:t xml:space="preserve">WORKING SPACE / CALCULATION STEPS</w:t>
+            </w:r>
+          </w:p>
+        </w:tc>
+        <w:tc>
+          <w:tcPr>
+            <w:tcW w:type="dxa" w:w="3000"/>
             <w:shd w:fill="FBF3E2" w:color="auto" w:val="clear"/>
             <w:tcMar>
               <w:top w:type="dxa" w:w="60"/>
-              <w:left w:type="dxa" w:w="120"/>
+              <w:left w:type="dxa" w:w="100"/>
               <w:bottom w:type="dxa" w:w="60"/>
-              <w:right w:type="dxa" w:w="120"/>
-            </w:tcMar>
-          </w:tcPr>
-          <w:p>
-            <w:pPr>
-              <w:spacing w:after="0" w:line="320"/>
+              <w:right w:type="dxa" w:w="100"/>
+            </w:tcMar>
+          </w:tcPr>
+          <w:p>
+            <w:pPr>
+              <w:spacing w:after="0"/>
+            </w:pPr>
+            <w:r>
+              <w:rPr>
+                <w:b/>
+                <w:bCs/>
+                <w:color w:val="B97A12"/>
+                <w:sz w:val="16"/>
+                <w:szCs w:val="16"/>
+              </w:rPr>
+              <w:t xml:space="preserve">EXPLAIN YOUR REASONING</w:t>
+            </w:r>
+          </w:p>
+        </w:tc>
+      </w:tr>
+      <w:tr>
+        <w:trPr>
+          <w:cantSplit/>
+        </w:trPr>
+        <w:tc>
+          <w:tcPr>
+            <w:tcW w:type="dxa" w:w="2800"/>
+            <w:tcMar>
+              <w:top w:type="dxa" w:w="80"/>
+              <w:left w:type="dxa" w:w="100"/>
+              <w:bottom w:type="dxa" w:w="80"/>
+              <w:right w:type="dxa" w:w="100"/>
+            </w:tcMar>
+            <w:vAlign w:val="top"/>
+          </w:tcPr>
+          <w:p>
+            <w:pPr>
+              <w:spacing w:after="60"/>
+            </w:pPr>
+            <w:r>
+              <w:rPr>
+                <w:b/>
+                <w:bCs/>
+                <w:color w:val="12355B"/>
+                <w:sz w:val="21"/>
+                <w:szCs w:val="21"/>
+              </w:rPr>
+              <w:t xml:space="preserve">5.  </w:t>
+            </w:r>
+            <w:r>
+              <w:rPr>
+                <w:b/>
+                <w:bCs/>
+                <w:sz w:val="20"/>
+                <w:szCs w:val="20"/>
+              </w:rPr>
+              <w:t xml:space="preserve">Apply — City Blocks. A city block has 12 buildings. The block to the north is planned to hold 2/3 as many buildings, and the block to the east is planned to hold 3/2 as many. WITHOUT computing, say which block will hold the most buildings and how you know. Then find the number of buildings on each block and check that your answers make sense.</w:t>
+            </w:r>
+          </w:p>
+        </w:tc>
+        <w:tc>
+          <w:tcPr>
+            <w:tcW w:type="dxa" w:w="3560"/>
+            <w:tcMar>
+              <w:top w:type="dxa" w:w="80"/>
+              <w:left w:type="dxa" w:w="100"/>
+              <w:bottom w:type="dxa" w:w="80"/>
+              <w:right w:type="dxa" w:w="100"/>
+            </w:tcMar>
+            <w:vAlign w:val="top"/>
+          </w:tcPr>
+          <w:p>
+            <w:pPr>
+              <w:pBdr>
+                <w:bottom w:val="single" w:color="AFBECC" w:sz="6"/>
+              </w:pBdr>
+              <w:spacing w:after="30" w:before="150"/>
             </w:pPr>
             <w:r>
               <w:t xml:space="preserve"/>
@@ -3002,7 +4354,10 @@
           </w:p>
           <w:p>
             <w:pPr>
-              <w:spacing w:after="0" w:line="320"/>
+              <w:pBdr>
+                <w:bottom w:val="single" w:color="AFBECC" w:sz="6"/>
+              </w:pBdr>
+              <w:spacing w:after="30" w:before="150"/>
             </w:pPr>
             <w:r>
               <w:t xml:space="preserve"/>
@@ -3010,7 +4365,10 @@
           </w:p>
           <w:p>
             <w:pPr>
-              <w:spacing w:after="0" w:line="320"/>
+              <w:pBdr>
+                <w:bottom w:val="single" w:color="AFBECC" w:sz="6"/>
+              </w:pBdr>
+              <w:spacing w:after="30" w:before="150"/>
             </w:pPr>
             <w:r>
               <w:t xml:space="preserve"/>
@@ -3018,7 +4376,125 @@
           </w:p>
           <w:p>
             <w:pPr>
-              <w:spacing w:after="0" w:line="320"/>
+              <w:pBdr>
+                <w:bottom w:val="single" w:color="AFBECC" w:sz="6"/>
+              </w:pBdr>
+              <w:spacing w:after="30" w:before="150"/>
+            </w:pPr>
+            <w:r>
+              <w:t xml:space="preserve"/>
+            </w:r>
+          </w:p>
+        </w:tc>
+        <w:tc>
+          <w:tcPr>
+            <w:tcW w:type="dxa" w:w="3000"/>
+            <w:shd w:fill="FBF3E2" w:color="auto" w:val="clear"/>
+            <w:tcMar>
+              <w:top w:type="dxa" w:w="80"/>
+              <w:left w:type="dxa" w:w="100"/>
+              <w:bottom w:type="dxa" w:w="80"/>
+              <w:right w:type="dxa" w:w="100"/>
+            </w:tcMar>
+            <w:vAlign w:val="top"/>
+          </w:tcPr>
+          <w:p>
+            <w:pPr>
+              <w:spacing w:after="40"/>
+            </w:pPr>
+            <w:r>
+              <w:rPr>
+                <w:b/>
+                <w:bCs/>
+                <w:color w:val="12355B"/>
+                <w:sz w:val="19"/>
+                <w:szCs w:val="19"/>
+              </w:rPr>
+              <w:t xml:space="preserve">Because... </w:t>
+            </w:r>
+            <w:r>
+              <w:rPr>
+                <w:color w:val="AFBECC"/>
+                <w:sz w:val="19"/>
+                <w:szCs w:val="19"/>
+              </w:rPr>
+              <w:t xml:space="preserve">________________</w:t>
+            </w:r>
+          </w:p>
+          <w:p>
+            <w:pPr>
+              <w:pBdr>
+                <w:bottom w:val="single" w:color="AFBECC" w:sz="6"/>
+              </w:pBdr>
+              <w:spacing w:after="30" w:before="150"/>
+            </w:pPr>
+            <w:r>
+              <w:t xml:space="preserve"/>
+            </w:r>
+          </w:p>
+          <w:p>
+            <w:pPr>
+              <w:spacing w:after="40" w:before="80"/>
+            </w:pPr>
+            <w:r>
+              <w:rPr>
+                <w:b/>
+                <w:bCs/>
+                <w:color w:val="6B4FA0"/>
+                <w:sz w:val="19"/>
+                <w:szCs w:val="19"/>
+              </w:rPr>
+              <w:t xml:space="preserve">Although... </w:t>
+            </w:r>
+            <w:r>
+              <w:rPr>
+                <w:color w:val="AFBECC"/>
+                <w:sz w:val="19"/>
+                <w:szCs w:val="19"/>
+              </w:rPr>
+              <w:t xml:space="preserve">_______________</w:t>
+            </w:r>
+          </w:p>
+          <w:p>
+            <w:pPr>
+              <w:pBdr>
+                <w:bottom w:val="single" w:color="AFBECC" w:sz="6"/>
+              </w:pBdr>
+              <w:spacing w:after="30" w:before="150"/>
+            </w:pPr>
+            <w:r>
+              <w:t xml:space="preserve"/>
+            </w:r>
+          </w:p>
+          <w:p>
+            <w:pPr>
+              <w:spacing w:after="40" w:before="80"/>
+            </w:pPr>
+            <w:r>
+              <w:rPr>
+                <w:b/>
+                <w:bCs/>
+                <w:color w:val="1FA6A2"/>
+                <w:sz w:val="19"/>
+                <w:szCs w:val="19"/>
+              </w:rPr>
+              <w:t xml:space="preserve">Therefore... </w:t>
+            </w:r>
+            <w:r>
+              <w:rPr>
+                <w:color w:val="AFBECC"/>
+                <w:sz w:val="19"/>
+                <w:szCs w:val="19"/>
+              </w:rPr>
+              <w:t xml:space="preserve">______________</w:t>
+            </w:r>
+          </w:p>
+          <w:p>
+            <w:pPr>
+              <w:pBdr>
+                <w:bottom w:val="single" w:color="AFBECC" w:sz="6"/>
+              </w:pBdr>
+              <w:spacing w:after="30" w:before="150"/>
             </w:pPr>
             <w:r>
               <w:t xml:space="preserve"/>
@@ -3027,6 +4503,14 @@
         </w:tc>
       </w:tr>
     </w:tbl>
+    <w:p>
+      <w:pPr>
+        <w:spacing w:after="80"/>
+      </w:pPr>
+      <w:r>
+        <w:t xml:space="preserve"/>
+      </w:r>
+    </w:p>
     <w:p>
       <w:pPr>
         <w:pStyle w:val="Heading1"/>
@@ -3145,6 +4629,149 @@
         <w:t xml:space="preserve"/>
       </w:r>
     </w:p>
+    <w:p>
+      <w:pPr>
+        <w:spacing w:after="60"/>
+      </w:pPr>
+      <w:r>
+        <w:t xml:space="preserve"/>
+      </w:r>
+    </w:p>
+    <w:tbl>
+      <w:tblPr>
+        <w:tblW w:type="dxa" w:w="9360"/>
+        <w:tblBorders>
+          <w:top w:val="single" w:color="C7D2DD" w:sz="6"/>
+          <w:left w:val="single" w:color="C7D2DD" w:sz="6"/>
+          <w:bottom w:val="single" w:color="C7D2DD" w:sz="6"/>
+          <w:right w:val="single" w:color="C7D2DD" w:sz="6"/>
+          <w:insideH w:val="single" w:color="C7D2DD" w:sz="6"/>
+          <w:insideV w:val="single" w:color="C7D2DD" w:sz="6"/>
+        </w:tblBorders>
+      </w:tblPr>
+      <w:tblGrid>
+        <w:gridCol w:w="3120"/>
+        <w:gridCol w:w="3120"/>
+        <w:gridCol w:w="3120"/>
+      </w:tblGrid>
+      <w:tr>
+        <w:trPr>
+          <w:cantSplit/>
+          <w:tblHeader/>
+        </w:trPr>
+        <w:tc>
+          <w:tcPr>
+            <w:tcW w:type="dxa" w:w="9360"/>
+            <w:gridSpan w:val="3"/>
+            <w:shd w:fill="EEF4F8" w:color="auto" w:val="clear"/>
+            <w:tcMar>
+              <w:top w:type="dxa" w:w="60"/>
+              <w:left w:type="dxa" w:w="100"/>
+              <w:bottom w:type="dxa" w:w="60"/>
+              <w:right w:type="dxa" w:w="100"/>
+            </w:tcMar>
+          </w:tcPr>
+          <w:p>
+            <w:pPr>
+              <w:spacing w:after="0"/>
+            </w:pPr>
+            <w:r>
+              <w:rPr>
+                <w:b/>
+                <w:bCs/>
+                <w:color w:val="12355B"/>
+                <w:sz w:val="18"/>
+                <w:szCs w:val="18"/>
+              </w:rPr>
+              <w:t xml:space="preserve">EXIT CHECK · 3-POINT SELF-ASSESSMENT CHECKLIST</w:t>
+            </w:r>
+          </w:p>
+        </w:tc>
+      </w:tr>
+      <w:tr>
+        <w:trPr>
+          <w:cantSplit/>
+        </w:trPr>
+        <w:tc>
+          <w:tcPr>
+            <w:tcW w:type="dxa" w:w="3120"/>
+            <w:tcMar>
+              <w:top w:type="dxa" w:w="80"/>
+              <w:left w:type="dxa" w:w="100"/>
+              <w:bottom w:type="dxa" w:w="80"/>
+              <w:right w:type="dxa" w:w="100"/>
+            </w:tcMar>
+          </w:tcPr>
+          <w:p>
+            <w:pPr>
+              <w:spacing w:after="0"/>
+            </w:pPr>
+            <w:r>
+              <w:rPr>
+                <w:b/>
+                <w:bCs/>
+                <w:color w:val="1A2733"/>
+                <w:sz w:val="18"/>
+                <w:szCs w:val="18"/>
+              </w:rPr>
+              <w:t xml:space="preserve">☐ 1. Units &amp; Labels Verified</w:t>
+            </w:r>
+          </w:p>
+        </w:tc>
+        <w:tc>
+          <w:tcPr>
+            <w:tcW w:type="dxa" w:w="3120"/>
+            <w:tcMar>
+              <w:top w:type="dxa" w:w="80"/>
+              <w:left w:type="dxa" w:w="100"/>
+              <w:bottom w:type="dxa" w:w="80"/>
+              <w:right w:type="dxa" w:w="100"/>
+            </w:tcMar>
+          </w:tcPr>
+          <w:p>
+            <w:pPr>
+              <w:spacing w:after="0"/>
+            </w:pPr>
+            <w:r>
+              <w:rPr>
+                <w:b/>
+                <w:bCs/>
+                <w:color w:val="1A2733"/>
+                <w:sz w:val="18"/>
+                <w:szCs w:val="18"/>
+              </w:rPr>
+              <w:t xml:space="preserve">☐ 2. Reasoning Stated (Because / Although / Therefore)</w:t>
+            </w:r>
+          </w:p>
+        </w:tc>
+        <w:tc>
+          <w:tcPr>
+            <w:tcW w:type="dxa" w:w="3120"/>
+            <w:tcMar>
+              <w:top w:type="dxa" w:w="80"/>
+              <w:left w:type="dxa" w:w="100"/>
+              <w:bottom w:type="dxa" w:w="80"/>
+              <w:right w:type="dxa" w:w="100"/>
+            </w:tcMar>
+          </w:tcPr>
+          <w:p>
+            <w:pPr>
+              <w:spacing w:after="0"/>
+            </w:pPr>
+            <w:r>
+              <w:rPr>
+                <w:b/>
+                <w:bCs/>
+                <w:color w:val="1A2733"/>
+                <w:sz w:val="18"/>
+                <w:szCs w:val="18"/>
+              </w:rPr>
+              <w:t xml:space="preserve">☐ 3. Calculations Double-Checked</w:t>
+            </w:r>
+          </w:p>
+        </w:tc>
+      </w:tr>
+    </w:tbl>
     <w:sectPr>
       <w:headerReference w:type="default" r:id="rId7"/>
       <w:footerReference w:type="default" r:id="rId8"/>
